--- a/docs/Logic.docx
+++ b/docs/Logic.docx
@@ -4717,6 +4717,2360 @@
                 <w:szCs w:val="20"/>
               </w:rPr>
               <w:t xml:space="preserve">Steps 2 through 8 are re-executed in full whenever an Admin correction is applied to a match result, ensuring standings are always consistent with the latest data.</w:t>
+            </w:r>
+          </w:p>
+        </w:tc>
+      </w:tr>
+    </w:tbl>
+    <w:p>
+      <w:pPr>
+        <w:spacing w:before="80" w:after="80"/>
+      </w:pPr>
+      <w:r>
+        <w:t xml:space="preserve"/>
+      </w:r>
+    </w:p>
+    <w:p>
+      <w:pPr>
+        <w:pBdr>
+          <w:bottom w:val="single" w:color="2E75B6" w:sz="4" w:space="1"/>
+        </w:pBdr>
+        <w:spacing w:before="160" w:after="160"/>
+      </w:pPr>
+      <w:r>
+        <w:t xml:space="preserve"/>
+      </w:r>
+    </w:p>
+    <w:p>
+      <w:pPr>
+        <w:pStyle w:val="Heading1"/>
+        <w:spacing w:before="400" w:after="160"/>
+      </w:pPr>
+      <w:r>
+        <w:rPr>
+          <w:rFonts w:ascii="Arial" w:cs="Arial" w:eastAsia="Arial" w:hAnsi="Arial"/>
+          <w:b/>
+          <w:bCs/>
+          <w:color w:val="1F4E79"/>
+          <w:sz w:val="36"/>
+          <w:szCs w:val="36"/>
+        </w:rPr>
+        <w:t xml:space="preserve">8. Athlete Pricing Formula</w:t>
+      </w:r>
+    </w:p>
+    <w:p>
+      <w:pPr>
+        <w:spacing w:before="80" w:after="80"/>
+      </w:pPr>
+      <w:r>
+        <w:rPr>
+          <w:rFonts w:ascii="Arial" w:cs="Arial" w:eastAsia="Arial" w:hAnsi="Arial"/>
+          <w:color w:val="1A1A2E"/>
+          <w:sz w:val="22"/>
+          <w:szCs w:val="22"/>
+        </w:rPr>
+        <w:t xml:space="preserve">Each athlete in the championship pool is assigned a Fantacoin price derived deterministically from their current world ranking position. The price is not static — it recomputes automatically whenever rankings change, including when an athlete is created or imported into the system and when a scoring pipeline run produces updated rankings. The formula maps rank to price using four tiers, with a hard minimum of 1 Fantacoin for any athlete ranked 85 or lower.</w:t>
+      </w:r>
+    </w:p>
+    <w:p>
+      <w:pPr>
+        <w:spacing w:before="200" w:after="80"/>
+      </w:pPr>
+      <w:r>
+        <w:rPr>
+          <w:rFonts w:ascii="Arial" w:cs="Arial" w:eastAsia="Arial" w:hAnsi="Arial"/>
+          <w:b/>
+          <w:bCs/>
+          <w:color w:val="1A1A2E"/>
+          <w:sz w:val="22"/>
+          <w:szCs w:val="22"/>
+        </w:rPr>
+        <w:t xml:space="preserve">Input / Output</w:t>
+      </w:r>
+    </w:p>
+    <w:tbl>
+      <w:tblPr>
+        <w:tblW w:type="dxa" w:w="9360"/>
+        <w:tblBorders>
+          <w:top w:val="single" w:color="auto" w:sz="4"/>
+          <w:left w:val="single" w:color="auto" w:sz="4"/>
+          <w:bottom w:val="single" w:color="auto" w:sz="4"/>
+          <w:right w:val="single" w:color="auto" w:sz="4"/>
+          <w:insideH w:val="single" w:color="auto" w:sz="4"/>
+          <w:insideV w:val="single" w:color="auto" w:sz="4"/>
+        </w:tblBorders>
+      </w:tblPr>
+      <w:tblGrid>
+        <w:gridCol w:w="2400"/>
+        <w:gridCol w:w="6960"/>
+      </w:tblGrid>
+      <w:tr>
+        <w:tc>
+          <w:tcPr>
+            <w:tcW w:type="dxa" w:w="2400"/>
+            <w:tcBorders>
+              <w:top w:val="single" w:color="CCCCCC" w:sz="1"/>
+              <w:left w:val="single" w:color="CCCCCC" w:sz="1"/>
+              <w:bottom w:val="single" w:color="CCCCCC" w:sz="1"/>
+              <w:right w:val="single" w:color="CCCCCC" w:sz="1"/>
+            </w:tcBorders>
+            <w:shd w:fill="2E75B6" w:val="clear"/>
+            <w:tcMar>
+              <w:top w:type="dxa" w:w="80"/>
+              <w:left w:type="dxa" w:w="120"/>
+              <w:bottom w:type="dxa" w:w="80"/>
+              <w:right w:type="dxa" w:w="120"/>
+            </w:tcMar>
+          </w:tcPr>
+          <w:p>
+            <w:r>
+              <w:rPr>
+                <w:rFonts w:ascii="Arial" w:cs="Arial" w:eastAsia="Arial" w:hAnsi="Arial"/>
+                <w:b/>
+                <w:bCs/>
+                <w:color w:val="FFFFFF"/>
+                <w:sz w:val="20"/>
+                <w:szCs w:val="20"/>
+              </w:rPr>
+              <w:t>Parameter</w:t>
+            </w:r>
+          </w:p>
+        </w:tc>
+        <w:tc>
+          <w:tcPr>
+            <w:tcW w:type="dxa" w:w="6960"/>
+            <w:tcBorders>
+              <w:top w:val="single" w:color="CCCCCC" w:sz="1"/>
+              <w:left w:val="single" w:color="CCCCCC" w:sz="1"/>
+              <w:bottom w:val="single" w:color="CCCCCC" w:sz="1"/>
+              <w:right w:val="single" w:color="CCCCCC" w:sz="1"/>
+            </w:tcBorders>
+            <w:shd w:fill="2E75B6" w:val="clear"/>
+            <w:tcMar>
+              <w:top w:type="dxa" w:w="80"/>
+              <w:left w:type="dxa" w:w="120"/>
+              <w:bottom w:type="dxa" w:w="80"/>
+              <w:right w:type="dxa" w:w="120"/>
+            </w:tcMar>
+          </w:tcPr>
+          <w:p>
+            <w:r>
+              <w:rPr>
+                <w:rFonts w:ascii="Arial" w:cs="Arial" w:eastAsia="Arial" w:hAnsi="Arial"/>
+                <w:b/>
+                <w:bCs/>
+                <w:color w:val="FFFFFF"/>
+                <w:sz w:val="20"/>
+                <w:szCs w:val="20"/>
+              </w:rPr>
+              <w:t>Description</w:t>
+            </w:r>
+          </w:p>
+        </w:tc>
+      </w:tr>
+      <w:tr>
+        <w:tc>
+          <w:tcPr>
+            <w:tcW w:type="dxa" w:w="2400"/>
+            <w:tcBorders>
+              <w:top w:val="single" w:color="CCCCCC" w:sz="1"/>
+              <w:left w:val="single" w:color="CCCCCC" w:sz="1"/>
+              <w:bottom w:val="single" w:color="CCCCCC" w:sz="1"/>
+              <w:right w:val="single" w:color="CCCCCC" w:sz="1"/>
+            </w:tcBorders>
+            <w:shd w:fill="EBF3FB" w:val="clear"/>
+            <w:tcMar>
+              <w:top w:type="dxa" w:w="80"/>
+              <w:left w:type="dxa" w:w="120"/>
+              <w:bottom w:type="dxa" w:w="80"/>
+              <w:right w:type="dxa" w:w="120"/>
+            </w:tcMar>
+          </w:tcPr>
+          <w:p>
+            <w:r>
+              <w:rPr>
+                <w:rFonts w:ascii="Arial" w:cs="Arial" w:eastAsia="Arial" w:hAnsi="Arial"/>
+                <w:b/>
+                <w:bCs/>
+                <w:color w:val="1A1A2E"/>
+                <w:sz w:val="20"/>
+                <w:szCs w:val="20"/>
+              </w:rPr>
+              <w:t>Input</w:t>
+            </w:r>
+          </w:p>
+        </w:tc>
+        <w:tc>
+          <w:tcPr>
+            <w:tcW w:type="dxa" w:w="6960"/>
+            <w:tcBorders>
+              <w:top w:val="single" w:color="CCCCCC" w:sz="1"/>
+              <w:left w:val="single" w:color="CCCCCC" w:sz="1"/>
+              <w:bottom w:val="single" w:color="CCCCCC" w:sz="1"/>
+              <w:right w:val="single" w:color="CCCCCC" w:sz="1"/>
+            </w:tcBorders>
+            <w:shd w:fill="FFFFFF" w:val="clear"/>
+            <w:tcMar>
+              <w:top w:type="dxa" w:w="80"/>
+              <w:left w:type="dxa" w:w="120"/>
+              <w:bottom w:type="dxa" w:w="80"/>
+              <w:right w:type="dxa" w:w="120"/>
+            </w:tcMar>
+          </w:tcPr>
+          <w:p>
+            <w:r>
+              <w:rPr>
+                <w:rFonts w:ascii="Arial" w:cs="Arial" w:eastAsia="Arial" w:hAnsi="Arial"/>
+                <w:color w:val="1A1A2E"/>
+                <w:sz w:val="20"/>
+                <w:szCs w:val="20"/>
+              </w:rPr>
+              <w:t xml:space="preserve">rank — athlete_rank_position (integer, 1 = best)</w:t>
+            </w:r>
+          </w:p>
+        </w:tc>
+      </w:tr>
+      <w:tr>
+        <w:tc>
+          <w:tcPr>
+            <w:tcW w:type="dxa" w:w="2400"/>
+            <w:tcBorders>
+              <w:top w:val="single" w:color="CCCCCC" w:sz="1"/>
+              <w:left w:val="single" w:color="CCCCCC" w:sz="1"/>
+              <w:bottom w:val="single" w:color="CCCCCC" w:sz="1"/>
+              <w:right w:val="single" w:color="CCCCCC" w:sz="1"/>
+            </w:tcBorders>
+            <w:shd w:fill="EBF3FB" w:val="clear"/>
+            <w:tcMar>
+              <w:top w:type="dxa" w:w="80"/>
+              <w:left w:type="dxa" w:w="120"/>
+              <w:bottom w:type="dxa" w:w="80"/>
+              <w:right w:type="dxa" w:w="120"/>
+            </w:tcMar>
+          </w:tcPr>
+          <w:p>
+            <w:r>
+              <w:rPr>
+                <w:rFonts w:ascii="Arial" w:cs="Arial" w:eastAsia="Arial" w:hAnsi="Arial"/>
+                <w:b/>
+                <w:bCs/>
+                <w:color w:val="1A1A2E"/>
+                <w:sz w:val="20"/>
+                <w:szCs w:val="20"/>
+              </w:rPr>
+              <w:t>Output</w:t>
+            </w:r>
+          </w:p>
+        </w:tc>
+        <w:tc>
+          <w:tcPr>
+            <w:tcW w:type="dxa" w:w="6960"/>
+            <w:tcBorders>
+              <w:top w:val="single" w:color="CCCCCC" w:sz="1"/>
+              <w:left w:val="single" w:color="CCCCCC" w:sz="1"/>
+              <w:bottom w:val="single" w:color="CCCCCC" w:sz="1"/>
+              <w:right w:val="single" w:color="CCCCCC" w:sz="1"/>
+            </w:tcBorders>
+            <w:shd w:fill="FFFFFF" w:val="clear"/>
+            <w:tcMar>
+              <w:top w:type="dxa" w:w="80"/>
+              <w:left w:type="dxa" w:w="120"/>
+              <w:bottom w:type="dxa" w:w="80"/>
+              <w:right w:type="dxa" w:w="120"/>
+            </w:tcMar>
+          </w:tcPr>
+          <w:p>
+            <w:r>
+              <w:rPr>
+                <w:rFonts w:ascii="Arial" w:cs="Arial" w:eastAsia="Arial" w:hAnsi="Arial"/>
+                <w:color w:val="1A1A2E"/>
+                <w:sz w:val="20"/>
+                <w:szCs w:val="20"/>
+              </w:rPr>
+              <w:t xml:space="preserve">price — Fantacoin cost of the athlete (integer)</w:t>
+            </w:r>
+          </w:p>
+        </w:tc>
+      </w:tr>
+    </w:tbl>
+    <w:p>
+      <w:pPr>
+        <w:spacing w:before="200" w:after="80"/>
+      </w:pPr>
+      <w:r>
+        <w:rPr>
+          <w:rFonts w:ascii="Arial" w:cs="Arial" w:eastAsia="Arial" w:hAnsi="Arial"/>
+          <w:b/>
+          <w:bCs/>
+          <w:color w:val="1A1A2E"/>
+          <w:sz w:val="22"/>
+          <w:szCs w:val="22"/>
+        </w:rPr>
+        <w:t>Pricing Tiers</w:t>
+      </w:r>
+    </w:p>
+    <w:tbl>
+      <w:tblPr>
+        <w:tblW w:type="dxa" w:w="9360"/>
+        <w:tblBorders>
+          <w:top w:val="single" w:color="auto" w:sz="4"/>
+          <w:left w:val="single" w:color="auto" w:sz="4"/>
+          <w:bottom w:val="single" w:color="auto" w:sz="4"/>
+          <w:right w:val="single" w:color="auto" w:sz="4"/>
+          <w:insideH w:val="single" w:color="auto" w:sz="4"/>
+          <w:insideV w:val="single" w:color="auto" w:sz="4"/>
+        </w:tblBorders>
+      </w:tblPr>
+      <w:tblGrid>
+        <w:gridCol w:w="1800"/>
+        <w:gridCol w:w="2400"/>
+        <w:gridCol w:w="5160"/>
+      </w:tblGrid>
+      <w:tr>
+        <w:tc>
+          <w:tcPr>
+            <w:tcW w:type="dxa" w:w="1800"/>
+            <w:tcBorders>
+              <w:top w:val="single" w:color="CCCCCC" w:sz="1"/>
+              <w:left w:val="single" w:color="CCCCCC" w:sz="1"/>
+              <w:bottom w:val="single" w:color="CCCCCC" w:sz="1"/>
+              <w:right w:val="single" w:color="CCCCCC" w:sz="1"/>
+            </w:tcBorders>
+            <w:shd w:fill="2E75B6" w:val="clear"/>
+            <w:tcMar>
+              <w:top w:type="dxa" w:w="80"/>
+              <w:left w:type="dxa" w:w="120"/>
+              <w:bottom w:type="dxa" w:w="80"/>
+              <w:right w:type="dxa" w:w="120"/>
+            </w:tcMar>
+          </w:tcPr>
+          <w:p>
+            <w:r>
+              <w:rPr>
+                <w:rFonts w:ascii="Arial" w:cs="Arial" w:eastAsia="Arial" w:hAnsi="Arial"/>
+                <w:b/>
+                <w:bCs/>
+                <w:color w:val="FFFFFF"/>
+                <w:sz w:val="20"/>
+                <w:szCs w:val="20"/>
+              </w:rPr>
+              <w:t>Rank Range</w:t>
+            </w:r>
+          </w:p>
+        </w:tc>
+        <w:tc>
+          <w:tcPr>
+            <w:tcW w:type="dxa" w:w="2400"/>
+            <w:tcBorders>
+              <w:top w:val="single" w:color="CCCCCC" w:sz="1"/>
+              <w:left w:val="single" w:color="CCCCCC" w:sz="1"/>
+              <w:bottom w:val="single" w:color="CCCCCC" w:sz="1"/>
+              <w:right w:val="single" w:color="CCCCCC" w:sz="1"/>
+            </w:tcBorders>
+            <w:shd w:fill="2E75B6" w:val="clear"/>
+            <w:tcMar>
+              <w:top w:type="dxa" w:w="80"/>
+              <w:left w:type="dxa" w:w="120"/>
+              <w:bottom w:type="dxa" w:w="80"/>
+              <w:right w:type="dxa" w:w="120"/>
+            </w:tcMar>
+          </w:tcPr>
+          <w:p>
+            <w:r>
+              <w:rPr>
+                <w:rFonts w:ascii="Arial" w:cs="Arial" w:eastAsia="Arial" w:hAnsi="Arial"/>
+                <w:b/>
+                <w:bCs/>
+                <w:color w:val="FFFFFF"/>
+                <w:sz w:val="20"/>
+                <w:szCs w:val="20"/>
+              </w:rPr>
+              <w:t>Price Range (FC)</w:t>
+            </w:r>
+          </w:p>
+        </w:tc>
+        <w:tc>
+          <w:tcPr>
+            <w:tcW w:type="dxa" w:w="5160"/>
+            <w:tcBorders>
+              <w:top w:val="single" w:color="CCCCCC" w:sz="1"/>
+              <w:left w:val="single" w:color="CCCCCC" w:sz="1"/>
+              <w:bottom w:val="single" w:color="CCCCCC" w:sz="1"/>
+              <w:right w:val="single" w:color="CCCCCC" w:sz="1"/>
+            </w:tcBorders>
+            <w:shd w:fill="2E75B6" w:val="clear"/>
+            <w:tcMar>
+              <w:top w:type="dxa" w:w="80"/>
+              <w:left w:type="dxa" w:w="120"/>
+              <w:bottom w:type="dxa" w:w="80"/>
+              <w:right w:type="dxa" w:w="120"/>
+            </w:tcMar>
+          </w:tcPr>
+          <w:p>
+            <w:r>
+              <w:rPr>
+                <w:rFonts w:ascii="Arial" w:cs="Arial" w:eastAsia="Arial" w:hAnsi="Arial"/>
+                <w:b/>
+                <w:bCs/>
+                <w:color w:val="FFFFFF"/>
+                <w:sz w:val="20"/>
+                <w:szCs w:val="20"/>
+              </w:rPr>
+              <w:t>Rule</w:t>
+            </w:r>
+          </w:p>
+        </w:tc>
+      </w:tr>
+      <w:tr>
+        <w:tc>
+          <w:tcPr>
+            <w:tcW w:type="dxa" w:w="1800"/>
+            <w:tcBorders>
+              <w:top w:val="single" w:color="CCCCCC" w:sz="1"/>
+              <w:left w:val="single" w:color="CCCCCC" w:sz="1"/>
+              <w:bottom w:val="single" w:color="CCCCCC" w:sz="1"/>
+              <w:right w:val="single" w:color="CCCCCC" w:sz="1"/>
+            </w:tcBorders>
+            <w:shd w:fill="EBF3FB" w:val="clear"/>
+            <w:tcMar>
+              <w:top w:type="dxa" w:w="80"/>
+              <w:left w:type="dxa" w:w="120"/>
+              <w:bottom w:type="dxa" w:w="80"/>
+              <w:right w:type="dxa" w:w="120"/>
+            </w:tcMar>
+          </w:tcPr>
+          <w:p>
+            <w:r>
+              <w:rPr>
+                <w:rFonts w:ascii="Arial" w:cs="Arial" w:eastAsia="Arial" w:hAnsi="Arial"/>
+                <w:b/>
+                <w:bCs/>
+                <w:color w:val="1A1A2E"/>
+                <w:sz w:val="20"/>
+                <w:szCs w:val="20"/>
+              </w:rPr>
+              <w:t>85+</w:t>
+            </w:r>
+          </w:p>
+        </w:tc>
+        <w:tc>
+          <w:tcPr>
+            <w:tcW w:type="dxa" w:w="2400"/>
+            <w:tcBorders>
+              <w:top w:val="single" w:color="CCCCCC" w:sz="1"/>
+              <w:left w:val="single" w:color="CCCCCC" w:sz="1"/>
+              <w:bottom w:val="single" w:color="CCCCCC" w:sz="1"/>
+              <w:right w:val="single" w:color="CCCCCC" w:sz="1"/>
+            </w:tcBorders>
+            <w:shd w:fill="FFFFFF" w:val="clear"/>
+            <w:tcMar>
+              <w:top w:type="dxa" w:w="80"/>
+              <w:left w:type="dxa" w:w="120"/>
+              <w:bottom w:type="dxa" w:w="80"/>
+              <w:right w:type="dxa" w:w="120"/>
+            </w:tcMar>
+          </w:tcPr>
+          <w:p>
+            <w:r>
+              <w:rPr>
+                <w:rFonts w:ascii="Arial" w:cs="Arial" w:eastAsia="Arial" w:hAnsi="Arial"/>
+                <w:color w:val="1A1A2E"/>
+                <w:sz w:val="20"/>
+                <w:szCs w:val="20"/>
+              </w:rPr>
+              <w:t>1</w:t>
+            </w:r>
+          </w:p>
+        </w:tc>
+        <w:tc>
+          <w:tcPr>
+            <w:tcW w:type="dxa" w:w="5160"/>
+            <w:tcBorders>
+              <w:top w:val="single" w:color="CCCCCC" w:sz="1"/>
+              <w:left w:val="single" w:color="CCCCCC" w:sz="1"/>
+              <w:bottom w:val="single" w:color="CCCCCC" w:sz="1"/>
+              <w:right w:val="single" w:color="CCCCCC" w:sz="1"/>
+            </w:tcBorders>
+            <w:shd w:fill="FFFFFF" w:val="clear"/>
+            <w:tcMar>
+              <w:top w:type="dxa" w:w="80"/>
+              <w:left w:type="dxa" w:w="120"/>
+              <w:bottom w:type="dxa" w:w="80"/>
+              <w:right w:type="dxa" w:w="120"/>
+            </w:tcMar>
+          </w:tcPr>
+          <w:p>
+            <w:r>
+              <w:rPr>
+                <w:rFonts w:ascii="Arial" w:cs="Arial" w:eastAsia="Arial" w:hAnsi="Arial"/>
+                <w:color w:val="1A1A2E"/>
+                <w:sz w:val="20"/>
+                <w:szCs w:val="20"/>
+              </w:rPr>
+              <w:t>Minimum price floor — applied before all other rules</w:t>
+            </w:r>
+          </w:p>
+        </w:tc>
+      </w:tr>
+      <w:tr>
+        <w:tc>
+          <w:tcPr>
+            <w:tcW w:type="dxa" w:w="1800"/>
+            <w:tcBorders>
+              <w:top w:val="single" w:color="CCCCCC" w:sz="1"/>
+              <w:left w:val="single" w:color="CCCCCC" w:sz="1"/>
+              <w:bottom w:val="single" w:color="CCCCCC" w:sz="1"/>
+              <w:right w:val="single" w:color="CCCCCC" w:sz="1"/>
+            </w:tcBorders>
+            <w:shd w:fill="EBF3FB" w:val="clear"/>
+            <w:tcMar>
+              <w:top w:type="dxa" w:w="80"/>
+              <w:left w:type="dxa" w:w="120"/>
+              <w:bottom w:type="dxa" w:w="80"/>
+              <w:right w:type="dxa" w:w="120"/>
+            </w:tcMar>
+          </w:tcPr>
+          <w:p>
+            <w:r>
+              <w:rPr>
+                <w:rFonts w:ascii="Arial" w:cs="Arial" w:eastAsia="Arial" w:hAnsi="Arial"/>
+                <w:b/>
+                <w:bCs/>
+                <w:color w:val="1A1A2E"/>
+                <w:sz w:val="20"/>
+                <w:szCs w:val="20"/>
+              </w:rPr>
+              <w:t>1 – 20</w:t>
+            </w:r>
+          </w:p>
+        </w:tc>
+        <w:tc>
+          <w:tcPr>
+            <w:tcW w:type="dxa" w:w="2400"/>
+            <w:tcBorders>
+              <w:top w:val="single" w:color="CCCCCC" w:sz="1"/>
+              <w:left w:val="single" w:color="CCCCCC" w:sz="1"/>
+              <w:bottom w:val="single" w:color="CCCCCC" w:sz="1"/>
+              <w:right w:val="single" w:color="CCCCCC" w:sz="1"/>
+            </w:tcBorders>
+            <w:shd w:fill="FFFFFF" w:val="clear"/>
+            <w:tcMar>
+              <w:top w:type="dxa" w:w="80"/>
+              <w:left w:type="dxa" w:w="120"/>
+              <w:bottom w:type="dxa" w:w="80"/>
+              <w:right w:type="dxa" w:w="120"/>
+            </w:tcMar>
+          </w:tcPr>
+          <w:p>
+            <w:r>
+              <w:rPr>
+                <w:rFonts w:ascii="Arial" w:cs="Arial" w:eastAsia="Arial" w:hAnsi="Arial"/>
+                <w:color w:val="1A1A2E"/>
+                <w:sz w:val="20"/>
+                <w:szCs w:val="20"/>
+              </w:rPr>
+              <w:t>78 – 100</w:t>
+            </w:r>
+          </w:p>
+        </w:tc>
+        <w:tc>
+          <w:tcPr>
+            <w:tcW w:type="dxa" w:w="5160"/>
+            <w:tcBorders>
+              <w:top w:val="single" w:color="CCCCCC" w:sz="1"/>
+              <w:left w:val="single" w:color="CCCCCC" w:sz="1"/>
+              <w:bottom w:val="single" w:color="CCCCCC" w:sz="1"/>
+              <w:right w:val="single" w:color="CCCCCC" w:sz="1"/>
+            </w:tcBorders>
+            <w:shd w:fill="FFFFFF" w:val="clear"/>
+            <w:tcMar>
+              <w:top w:type="dxa" w:w="80"/>
+              <w:left w:type="dxa" w:w="120"/>
+              <w:bottom w:type="dxa" w:w="80"/>
+              <w:right w:type="dxa" w:w="120"/>
+            </w:tcMar>
+          </w:tcPr>
+          <w:p>
+            <w:r>
+              <w:rPr>
+                <w:rFonts w:ascii="Arial" w:cs="Arial" w:eastAsia="Arial" w:hAnsi="Arial"/>
+                <w:color w:val="1A1A2E"/>
+                <w:sz w:val="20"/>
+                <w:szCs w:val="20"/>
+              </w:rPr>
+              <w:t>Fixed mapping per rank. Rank 1 = 100 FC, Rank 20 = 78 FC. See lookup table below.</w:t>
+            </w:r>
+          </w:p>
+        </w:tc>
+      </w:tr>
+      <w:tr>
+        <w:tc>
+          <w:tcPr>
+            <w:tcW w:type="dxa" w:w="1800"/>
+            <w:tcBorders>
+              <w:top w:val="single" w:color="CCCCCC" w:sz="1"/>
+              <w:left w:val="single" w:color="CCCCCC" w:sz="1"/>
+              <w:bottom w:val="single" w:color="CCCCCC" w:sz="1"/>
+              <w:right w:val="single" w:color="CCCCCC" w:sz="1"/>
+            </w:tcBorders>
+            <w:shd w:fill="EBF3FB" w:val="clear"/>
+            <w:tcMar>
+              <w:top w:type="dxa" w:w="80"/>
+              <w:left w:type="dxa" w:w="120"/>
+              <w:bottom w:type="dxa" w:w="80"/>
+              <w:right w:type="dxa" w:w="120"/>
+            </w:tcMar>
+          </w:tcPr>
+          <w:p>
+            <w:r>
+              <w:rPr>
+                <w:rFonts w:ascii="Arial" w:cs="Arial" w:eastAsia="Arial" w:hAnsi="Arial"/>
+                <w:b/>
+                <w:bCs/>
+                <w:color w:val="1A1A2E"/>
+                <w:sz w:val="20"/>
+                <w:szCs w:val="20"/>
+              </w:rPr>
+              <w:t>21 – 50</w:t>
+            </w:r>
+          </w:p>
+        </w:tc>
+        <w:tc>
+          <w:tcPr>
+            <w:tcW w:type="dxa" w:w="2400"/>
+            <w:tcBorders>
+              <w:top w:val="single" w:color="CCCCCC" w:sz="1"/>
+              <w:left w:val="single" w:color="CCCCCC" w:sz="1"/>
+              <w:bottom w:val="single" w:color="CCCCCC" w:sz="1"/>
+              <w:right w:val="single" w:color="CCCCCC" w:sz="1"/>
+            </w:tcBorders>
+            <w:shd w:fill="FFFFFF" w:val="clear"/>
+            <w:tcMar>
+              <w:top w:type="dxa" w:w="80"/>
+              <w:left w:type="dxa" w:w="120"/>
+              <w:bottom w:type="dxa" w:w="80"/>
+              <w:right w:type="dxa" w:w="120"/>
+            </w:tcMar>
+          </w:tcPr>
+          <w:p>
+            <w:r>
+              <w:rPr>
+                <w:rFonts w:ascii="Arial" w:cs="Arial" w:eastAsia="Arial" w:hAnsi="Arial"/>
+                <w:color w:val="1A1A2E"/>
+                <w:sz w:val="20"/>
+                <w:szCs w:val="20"/>
+              </w:rPr>
+              <w:t>62 – 77</w:t>
+            </w:r>
+          </w:p>
+        </w:tc>
+        <w:tc>
+          <w:tcPr>
+            <w:tcW w:type="dxa" w:w="5160"/>
+            <w:tcBorders>
+              <w:top w:val="single" w:color="CCCCCC" w:sz="1"/>
+              <w:left w:val="single" w:color="CCCCCC" w:sz="1"/>
+              <w:bottom w:val="single" w:color="CCCCCC" w:sz="1"/>
+              <w:right w:val="single" w:color="CCCCCC" w:sz="1"/>
+            </w:tcBorders>
+            <w:shd w:fill="FFFFFF" w:val="clear"/>
+            <w:tcMar>
+              <w:top w:type="dxa" w:w="80"/>
+              <w:left w:type="dxa" w:w="120"/>
+              <w:bottom w:type="dxa" w:w="80"/>
+              <w:right w:type="dxa" w:w="120"/>
+            </w:tcMar>
+          </w:tcPr>
+          <w:p>
+            <w:r>
+              <w:rPr>
+                <w:rFonts w:ascii="Arial" w:cs="Arial" w:eastAsia="Arial" w:hAnsi="Arial"/>
+                <w:color w:val="1A1A2E"/>
+                <w:sz w:val="20"/>
+                <w:szCs w:val="20"/>
+              </w:rPr>
+              <w:t xml:space="preserve">Bucket size = 2 ranks, price drops by 1 per bucket. Ranks 21–22 = 77 FC, 23–24 = 76 FC, ..., 49–50 = 62 FC. Formula: 77 − floor((rank − 21) / 2)</w:t>
+            </w:r>
+          </w:p>
+        </w:tc>
+      </w:tr>
+      <w:tr>
+        <w:tc>
+          <w:tcPr>
+            <w:tcW w:type="dxa" w:w="1800"/>
+            <w:tcBorders>
+              <w:top w:val="single" w:color="CCCCCC" w:sz="1"/>
+              <w:left w:val="single" w:color="CCCCCC" w:sz="1"/>
+              <w:bottom w:val="single" w:color="CCCCCC" w:sz="1"/>
+              <w:right w:val="single" w:color="CCCCCC" w:sz="1"/>
+            </w:tcBorders>
+            <w:shd w:fill="EBF3FB" w:val="clear"/>
+            <w:tcMar>
+              <w:top w:type="dxa" w:w="80"/>
+              <w:left w:type="dxa" w:w="120"/>
+              <w:bottom w:type="dxa" w:w="80"/>
+              <w:right w:type="dxa" w:w="120"/>
+            </w:tcMar>
+          </w:tcPr>
+          <w:p>
+            <w:r>
+              <w:rPr>
+                <w:rFonts w:ascii="Arial" w:cs="Arial" w:eastAsia="Arial" w:hAnsi="Arial"/>
+                <w:b/>
+                <w:bCs/>
+                <w:color w:val="1A1A2E"/>
+                <w:sz w:val="20"/>
+                <w:szCs w:val="20"/>
+              </w:rPr>
+              <w:t>51 – 70</w:t>
+            </w:r>
+          </w:p>
+        </w:tc>
+        <w:tc>
+          <w:tcPr>
+            <w:tcW w:type="dxa" w:w="2400"/>
+            <w:tcBorders>
+              <w:top w:val="single" w:color="CCCCCC" w:sz="1"/>
+              <w:left w:val="single" w:color="CCCCCC" w:sz="1"/>
+              <w:bottom w:val="single" w:color="CCCCCC" w:sz="1"/>
+              <w:right w:val="single" w:color="CCCCCC" w:sz="1"/>
+            </w:tcBorders>
+            <w:shd w:fill="FFFFFF" w:val="clear"/>
+            <w:tcMar>
+              <w:top w:type="dxa" w:w="80"/>
+              <w:left w:type="dxa" w:w="120"/>
+              <w:bottom w:type="dxa" w:w="80"/>
+              <w:right w:type="dxa" w:w="120"/>
+            </w:tcMar>
+          </w:tcPr>
+          <w:p>
+            <w:r>
+              <w:rPr>
+                <w:rFonts w:ascii="Arial" w:cs="Arial" w:eastAsia="Arial" w:hAnsi="Arial"/>
+                <w:color w:val="1A1A2E"/>
+                <w:sz w:val="20"/>
+                <w:szCs w:val="20"/>
+              </w:rPr>
+              <w:t>24 – 62</w:t>
+            </w:r>
+          </w:p>
+        </w:tc>
+        <w:tc>
+          <w:tcPr>
+            <w:tcW w:type="dxa" w:w="5160"/>
+            <w:tcBorders>
+              <w:top w:val="single" w:color="CCCCCC" w:sz="1"/>
+              <w:left w:val="single" w:color="CCCCCC" w:sz="1"/>
+              <w:bottom w:val="single" w:color="CCCCCC" w:sz="1"/>
+              <w:right w:val="single" w:color="CCCCCC" w:sz="1"/>
+            </w:tcBorders>
+            <w:shd w:fill="FFFFFF" w:val="clear"/>
+            <w:tcMar>
+              <w:top w:type="dxa" w:w="80"/>
+              <w:left w:type="dxa" w:w="120"/>
+              <w:bottom w:type="dxa" w:w="80"/>
+              <w:right w:type="dxa" w:w="120"/>
+            </w:tcMar>
+          </w:tcPr>
+          <w:p>
+            <w:r>
+              <w:rPr>
+                <w:rFonts w:ascii="Arial" w:cs="Arial" w:eastAsia="Arial" w:hAnsi="Arial"/>
+                <w:color w:val="1A1A2E"/>
+                <w:sz w:val="20"/>
+                <w:szCs w:val="20"/>
+              </w:rPr>
+              <w:t xml:space="preserve">Price drops by 2 per rank. Rank 51 = 62 FC, Rank 52 = 60 FC, ..., Rank 70 = 24 FC. Formula: 62 − 2 × (rank − 51)</w:t>
+            </w:r>
+          </w:p>
+        </w:tc>
+      </w:tr>
+      <w:tr>
+        <w:tc>
+          <w:tcPr>
+            <w:tcW w:type="dxa" w:w="1800"/>
+            <w:tcBorders>
+              <w:top w:val="single" w:color="CCCCCC" w:sz="1"/>
+              <w:left w:val="single" w:color="CCCCCC" w:sz="1"/>
+              <w:bottom w:val="single" w:color="CCCCCC" w:sz="1"/>
+              <w:right w:val="single" w:color="CCCCCC" w:sz="1"/>
+            </w:tcBorders>
+            <w:shd w:fill="EBF3FB" w:val="clear"/>
+            <w:tcMar>
+              <w:top w:type="dxa" w:w="80"/>
+              <w:left w:type="dxa" w:w="120"/>
+              <w:bottom w:type="dxa" w:w="80"/>
+              <w:right w:type="dxa" w:w="120"/>
+            </w:tcMar>
+          </w:tcPr>
+          <w:p>
+            <w:r>
+              <w:rPr>
+                <w:rFonts w:ascii="Arial" w:cs="Arial" w:eastAsia="Arial" w:hAnsi="Arial"/>
+                <w:b/>
+                <w:bCs/>
+                <w:color w:val="1A1A2E"/>
+                <w:sz w:val="20"/>
+                <w:szCs w:val="20"/>
+              </w:rPr>
+              <w:t>71 – 84</w:t>
+            </w:r>
+          </w:p>
+        </w:tc>
+        <w:tc>
+          <w:tcPr>
+            <w:tcW w:type="dxa" w:w="2400"/>
+            <w:tcBorders>
+              <w:top w:val="single" w:color="CCCCCC" w:sz="1"/>
+              <w:left w:val="single" w:color="CCCCCC" w:sz="1"/>
+              <w:bottom w:val="single" w:color="CCCCCC" w:sz="1"/>
+              <w:right w:val="single" w:color="CCCCCC" w:sz="1"/>
+            </w:tcBorders>
+            <w:shd w:fill="FFFFFF" w:val="clear"/>
+            <w:tcMar>
+              <w:top w:type="dxa" w:w="80"/>
+              <w:left w:type="dxa" w:w="120"/>
+              <w:bottom w:type="dxa" w:w="80"/>
+              <w:right w:type="dxa" w:w="120"/>
+            </w:tcMar>
+          </w:tcPr>
+          <w:p>
+            <w:r>
+              <w:rPr>
+                <w:rFonts w:ascii="Arial" w:cs="Arial" w:eastAsia="Arial" w:hAnsi="Arial"/>
+                <w:color w:val="1A1A2E"/>
+                <w:sz w:val="20"/>
+                <w:szCs w:val="20"/>
+              </w:rPr>
+              <w:t>1 – 22</w:t>
+            </w:r>
+          </w:p>
+        </w:tc>
+        <w:tc>
+          <w:tcPr>
+            <w:tcW w:type="dxa" w:w="5160"/>
+            <w:tcBorders>
+              <w:top w:val="single" w:color="CCCCCC" w:sz="1"/>
+              <w:left w:val="single" w:color="CCCCCC" w:sz="1"/>
+              <w:bottom w:val="single" w:color="CCCCCC" w:sz="1"/>
+              <w:right w:val="single" w:color="CCCCCC" w:sz="1"/>
+            </w:tcBorders>
+            <w:shd w:fill="FFFFFF" w:val="clear"/>
+            <w:tcMar>
+              <w:top w:type="dxa" w:w="80"/>
+              <w:left w:type="dxa" w:w="120"/>
+              <w:bottom w:type="dxa" w:w="80"/>
+              <w:right w:type="dxa" w:w="120"/>
+            </w:tcMar>
+          </w:tcPr>
+          <w:p>
+            <w:r>
+              <w:rPr>
+                <w:rFonts w:ascii="Arial" w:cs="Arial" w:eastAsia="Arial" w:hAnsi="Arial"/>
+                <w:color w:val="1A1A2E"/>
+                <w:sz w:val="20"/>
+                <w:szCs w:val="20"/>
+              </w:rPr>
+              <w:t xml:space="preserve">Final drop to minimum. Ranks 71–80: 22 − 2 × (rank − 71). Rank 81 = 3 FC. Ranks 82–83 = 2 FC. Rank 84 = 1 FC.</w:t>
+            </w:r>
+          </w:p>
+        </w:tc>
+      </w:tr>
+    </w:tbl>
+    <w:p>
+      <w:pPr>
+        <w:spacing w:before="200" w:after="80"/>
+      </w:pPr>
+      <w:r>
+        <w:rPr>
+          <w:rFonts w:ascii="Arial" w:cs="Arial" w:eastAsia="Arial" w:hAnsi="Arial"/>
+          <w:b/>
+          <w:bCs/>
+          <w:color w:val="1A1A2E"/>
+          <w:sz w:val="22"/>
+          <w:szCs w:val="22"/>
+        </w:rPr>
+        <w:t>Top 20 Fixed Price Lookup</w:t>
+      </w:r>
+    </w:p>
+    <w:tbl>
+      <w:tblPr>
+        <w:tblW w:type="dxa" w:w="9360"/>
+        <w:tblBorders>
+          <w:top w:val="single" w:color="auto" w:sz="4"/>
+          <w:left w:val="single" w:color="auto" w:sz="4"/>
+          <w:bottom w:val="single" w:color="auto" w:sz="4"/>
+          <w:right w:val="single" w:color="auto" w:sz="4"/>
+          <w:insideH w:val="single" w:color="auto" w:sz="4"/>
+          <w:insideV w:val="single" w:color="auto" w:sz="4"/>
+        </w:tblBorders>
+      </w:tblPr>
+      <w:tblGrid>
+        <w:gridCol w:w="1170"/>
+        <w:gridCol w:w="1170"/>
+        <w:gridCol w:w="1170"/>
+        <w:gridCol w:w="1170"/>
+        <w:gridCol w:w="1170"/>
+        <w:gridCol w:w="1170"/>
+        <w:gridCol w:w="1170"/>
+        <w:gridCol w:w="1170"/>
+      </w:tblGrid>
+      <w:tr>
+        <w:tc>
+          <w:tcPr>
+            <w:tcW w:type="dxa" w:w="1170"/>
+            <w:tcBorders>
+              <w:top w:val="single" w:color="CCCCCC" w:sz="1"/>
+              <w:left w:val="single" w:color="CCCCCC" w:sz="1"/>
+              <w:bottom w:val="single" w:color="CCCCCC" w:sz="1"/>
+              <w:right w:val="single" w:color="CCCCCC" w:sz="1"/>
+            </w:tcBorders>
+            <w:shd w:fill="2E75B6" w:val="clear"/>
+            <w:tcMar>
+              <w:top w:type="dxa" w:w="80"/>
+              <w:left w:type="dxa" w:w="120"/>
+              <w:bottom w:type="dxa" w:w="80"/>
+              <w:right w:type="dxa" w:w="120"/>
+            </w:tcMar>
+          </w:tcPr>
+          <w:p>
+            <w:r>
+              <w:rPr>
+                <w:rFonts w:ascii="Arial" w:cs="Arial" w:eastAsia="Arial" w:hAnsi="Arial"/>
+                <w:b/>
+                <w:bCs/>
+                <w:color w:val="FFFFFF"/>
+                <w:sz w:val="20"/>
+                <w:szCs w:val="20"/>
+              </w:rPr>
+              <w:t>Rank</w:t>
+            </w:r>
+          </w:p>
+        </w:tc>
+        <w:tc>
+          <w:tcPr>
+            <w:tcW w:type="dxa" w:w="1170"/>
+            <w:tcBorders>
+              <w:top w:val="single" w:color="CCCCCC" w:sz="1"/>
+              <w:left w:val="single" w:color="CCCCCC" w:sz="1"/>
+              <w:bottom w:val="single" w:color="CCCCCC" w:sz="1"/>
+              <w:right w:val="single" w:color="CCCCCC" w:sz="1"/>
+            </w:tcBorders>
+            <w:shd w:fill="2E75B6" w:val="clear"/>
+            <w:tcMar>
+              <w:top w:type="dxa" w:w="80"/>
+              <w:left w:type="dxa" w:w="120"/>
+              <w:bottom w:type="dxa" w:w="80"/>
+              <w:right w:type="dxa" w:w="120"/>
+            </w:tcMar>
+          </w:tcPr>
+          <w:p>
+            <w:r>
+              <w:rPr>
+                <w:rFonts w:ascii="Arial" w:cs="Arial" w:eastAsia="Arial" w:hAnsi="Arial"/>
+                <w:b/>
+                <w:bCs/>
+                <w:color w:val="FFFFFF"/>
+                <w:sz w:val="20"/>
+                <w:szCs w:val="20"/>
+              </w:rPr>
+              <w:t>FC</w:t>
+            </w:r>
+          </w:p>
+        </w:tc>
+        <w:tc>
+          <w:tcPr>
+            <w:tcW w:type="dxa" w:w="1170"/>
+            <w:tcBorders>
+              <w:top w:val="single" w:color="CCCCCC" w:sz="1"/>
+              <w:left w:val="single" w:color="CCCCCC" w:sz="1"/>
+              <w:bottom w:val="single" w:color="CCCCCC" w:sz="1"/>
+              <w:right w:val="single" w:color="CCCCCC" w:sz="1"/>
+            </w:tcBorders>
+            <w:shd w:fill="2E75B6" w:val="clear"/>
+            <w:tcMar>
+              <w:top w:type="dxa" w:w="80"/>
+              <w:left w:type="dxa" w:w="120"/>
+              <w:bottom w:type="dxa" w:w="80"/>
+              <w:right w:type="dxa" w:w="120"/>
+            </w:tcMar>
+          </w:tcPr>
+          <w:p>
+            <w:r>
+              <w:rPr>
+                <w:rFonts w:ascii="Arial" w:cs="Arial" w:eastAsia="Arial" w:hAnsi="Arial"/>
+                <w:b/>
+                <w:bCs/>
+                <w:color w:val="FFFFFF"/>
+                <w:sz w:val="20"/>
+                <w:szCs w:val="20"/>
+              </w:rPr>
+              <w:t>Rank</w:t>
+            </w:r>
+          </w:p>
+        </w:tc>
+        <w:tc>
+          <w:tcPr>
+            <w:tcW w:type="dxa" w:w="1170"/>
+            <w:tcBorders>
+              <w:top w:val="single" w:color="CCCCCC" w:sz="1"/>
+              <w:left w:val="single" w:color="CCCCCC" w:sz="1"/>
+              <w:bottom w:val="single" w:color="CCCCCC" w:sz="1"/>
+              <w:right w:val="single" w:color="CCCCCC" w:sz="1"/>
+            </w:tcBorders>
+            <w:shd w:fill="2E75B6" w:val="clear"/>
+            <w:tcMar>
+              <w:top w:type="dxa" w:w="80"/>
+              <w:left w:type="dxa" w:w="120"/>
+              <w:bottom w:type="dxa" w:w="80"/>
+              <w:right w:type="dxa" w:w="120"/>
+            </w:tcMar>
+          </w:tcPr>
+          <w:p>
+            <w:r>
+              <w:rPr>
+                <w:rFonts w:ascii="Arial" w:cs="Arial" w:eastAsia="Arial" w:hAnsi="Arial"/>
+                <w:b/>
+                <w:bCs/>
+                <w:color w:val="FFFFFF"/>
+                <w:sz w:val="20"/>
+                <w:szCs w:val="20"/>
+              </w:rPr>
+              <w:t>FC</w:t>
+            </w:r>
+          </w:p>
+        </w:tc>
+        <w:tc>
+          <w:tcPr>
+            <w:tcW w:type="dxa" w:w="1170"/>
+            <w:tcBorders>
+              <w:top w:val="single" w:color="CCCCCC" w:sz="1"/>
+              <w:left w:val="single" w:color="CCCCCC" w:sz="1"/>
+              <w:bottom w:val="single" w:color="CCCCCC" w:sz="1"/>
+              <w:right w:val="single" w:color="CCCCCC" w:sz="1"/>
+            </w:tcBorders>
+            <w:shd w:fill="2E75B6" w:val="clear"/>
+            <w:tcMar>
+              <w:top w:type="dxa" w:w="80"/>
+              <w:left w:type="dxa" w:w="120"/>
+              <w:bottom w:type="dxa" w:w="80"/>
+              <w:right w:type="dxa" w:w="120"/>
+            </w:tcMar>
+          </w:tcPr>
+          <w:p>
+            <w:r>
+              <w:rPr>
+                <w:rFonts w:ascii="Arial" w:cs="Arial" w:eastAsia="Arial" w:hAnsi="Arial"/>
+                <w:b/>
+                <w:bCs/>
+                <w:color w:val="FFFFFF"/>
+                <w:sz w:val="20"/>
+                <w:szCs w:val="20"/>
+              </w:rPr>
+              <w:t>Rank</w:t>
+            </w:r>
+          </w:p>
+        </w:tc>
+        <w:tc>
+          <w:tcPr>
+            <w:tcW w:type="dxa" w:w="1170"/>
+            <w:tcBorders>
+              <w:top w:val="single" w:color="CCCCCC" w:sz="1"/>
+              <w:left w:val="single" w:color="CCCCCC" w:sz="1"/>
+              <w:bottom w:val="single" w:color="CCCCCC" w:sz="1"/>
+              <w:right w:val="single" w:color="CCCCCC" w:sz="1"/>
+            </w:tcBorders>
+            <w:shd w:fill="2E75B6" w:val="clear"/>
+            <w:tcMar>
+              <w:top w:type="dxa" w:w="80"/>
+              <w:left w:type="dxa" w:w="120"/>
+              <w:bottom w:type="dxa" w:w="80"/>
+              <w:right w:type="dxa" w:w="120"/>
+            </w:tcMar>
+          </w:tcPr>
+          <w:p>
+            <w:r>
+              <w:rPr>
+                <w:rFonts w:ascii="Arial" w:cs="Arial" w:eastAsia="Arial" w:hAnsi="Arial"/>
+                <w:b/>
+                <w:bCs/>
+                <w:color w:val="FFFFFF"/>
+                <w:sz w:val="20"/>
+                <w:szCs w:val="20"/>
+              </w:rPr>
+              <w:t>FC</w:t>
+            </w:r>
+          </w:p>
+        </w:tc>
+        <w:tc>
+          <w:tcPr>
+            <w:tcW w:type="dxa" w:w="1170"/>
+            <w:tcBorders>
+              <w:top w:val="single" w:color="CCCCCC" w:sz="1"/>
+              <w:left w:val="single" w:color="CCCCCC" w:sz="1"/>
+              <w:bottom w:val="single" w:color="CCCCCC" w:sz="1"/>
+              <w:right w:val="single" w:color="CCCCCC" w:sz="1"/>
+            </w:tcBorders>
+            <w:shd w:fill="2E75B6" w:val="clear"/>
+            <w:tcMar>
+              <w:top w:type="dxa" w:w="80"/>
+              <w:left w:type="dxa" w:w="120"/>
+              <w:bottom w:type="dxa" w:w="80"/>
+              <w:right w:type="dxa" w:w="120"/>
+            </w:tcMar>
+          </w:tcPr>
+          <w:p>
+            <w:r>
+              <w:rPr>
+                <w:rFonts w:ascii="Arial" w:cs="Arial" w:eastAsia="Arial" w:hAnsi="Arial"/>
+                <w:b/>
+                <w:bCs/>
+                <w:color w:val="FFFFFF"/>
+                <w:sz w:val="20"/>
+                <w:szCs w:val="20"/>
+              </w:rPr>
+              <w:t>Rank</w:t>
+            </w:r>
+          </w:p>
+        </w:tc>
+        <w:tc>
+          <w:tcPr>
+            <w:tcW w:type="dxa" w:w="1170"/>
+            <w:tcBorders>
+              <w:top w:val="single" w:color="CCCCCC" w:sz="1"/>
+              <w:left w:val="single" w:color="CCCCCC" w:sz="1"/>
+              <w:bottom w:val="single" w:color="CCCCCC" w:sz="1"/>
+              <w:right w:val="single" w:color="CCCCCC" w:sz="1"/>
+            </w:tcBorders>
+            <w:shd w:fill="2E75B6" w:val="clear"/>
+            <w:tcMar>
+              <w:top w:type="dxa" w:w="80"/>
+              <w:left w:type="dxa" w:w="120"/>
+              <w:bottom w:type="dxa" w:w="80"/>
+              <w:right w:type="dxa" w:w="120"/>
+            </w:tcMar>
+          </w:tcPr>
+          <w:p>
+            <w:r>
+              <w:rPr>
+                <w:rFonts w:ascii="Arial" w:cs="Arial" w:eastAsia="Arial" w:hAnsi="Arial"/>
+                <w:b/>
+                <w:bCs/>
+                <w:color w:val="FFFFFF"/>
+                <w:sz w:val="20"/>
+                <w:szCs w:val="20"/>
+              </w:rPr>
+              <w:t>FC</w:t>
+            </w:r>
+          </w:p>
+        </w:tc>
+      </w:tr>
+      <w:tr>
+        <w:tc>
+          <w:tcPr>
+            <w:tcW w:type="dxa" w:w="1170"/>
+            <w:tcBorders>
+              <w:top w:val="single" w:color="CCCCCC" w:sz="1"/>
+              <w:left w:val="single" w:color="CCCCCC" w:sz="1"/>
+              <w:bottom w:val="single" w:color="CCCCCC" w:sz="1"/>
+              <w:right w:val="single" w:color="CCCCCC" w:sz="1"/>
+            </w:tcBorders>
+            <w:shd w:fill="EBF3FB" w:val="clear"/>
+            <w:tcMar>
+              <w:top w:type="dxa" w:w="80"/>
+              <w:left w:type="dxa" w:w="120"/>
+              <w:bottom w:type="dxa" w:w="80"/>
+              <w:right w:type="dxa" w:w="120"/>
+            </w:tcMar>
+          </w:tcPr>
+          <w:p>
+            <w:r>
+              <w:rPr>
+                <w:rFonts w:ascii="Arial" w:cs="Arial" w:eastAsia="Arial" w:hAnsi="Arial"/>
+                <w:b/>
+                <w:bCs/>
+                <w:color w:val="1A1A2E"/>
+                <w:sz w:val="20"/>
+                <w:szCs w:val="20"/>
+              </w:rPr>
+              <w:t>1</w:t>
+            </w:r>
+          </w:p>
+        </w:tc>
+        <w:tc>
+          <w:tcPr>
+            <w:tcW w:type="dxa" w:w="1170"/>
+            <w:tcBorders>
+              <w:top w:val="single" w:color="CCCCCC" w:sz="1"/>
+              <w:left w:val="single" w:color="CCCCCC" w:sz="1"/>
+              <w:bottom w:val="single" w:color="CCCCCC" w:sz="1"/>
+              <w:right w:val="single" w:color="CCCCCC" w:sz="1"/>
+            </w:tcBorders>
+            <w:shd w:fill="FFFFFF" w:val="clear"/>
+            <w:tcMar>
+              <w:top w:type="dxa" w:w="80"/>
+              <w:left w:type="dxa" w:w="120"/>
+              <w:bottom w:type="dxa" w:w="80"/>
+              <w:right w:type="dxa" w:w="120"/>
+            </w:tcMar>
+          </w:tcPr>
+          <w:p>
+            <w:r>
+              <w:rPr>
+                <w:rFonts w:ascii="Arial" w:cs="Arial" w:eastAsia="Arial" w:hAnsi="Arial"/>
+                <w:color w:val="1A1A2E"/>
+                <w:sz w:val="20"/>
+                <w:szCs w:val="20"/>
+              </w:rPr>
+              <w:t>100</w:t>
+            </w:r>
+          </w:p>
+        </w:tc>
+        <w:tc>
+          <w:tcPr>
+            <w:tcW w:type="dxa" w:w="1170"/>
+            <w:tcBorders>
+              <w:top w:val="single" w:color="CCCCCC" w:sz="1"/>
+              <w:left w:val="single" w:color="CCCCCC" w:sz="1"/>
+              <w:bottom w:val="single" w:color="CCCCCC" w:sz="1"/>
+              <w:right w:val="single" w:color="CCCCCC" w:sz="1"/>
+            </w:tcBorders>
+            <w:shd w:fill="EBF3FB" w:val="clear"/>
+            <w:tcMar>
+              <w:top w:type="dxa" w:w="80"/>
+              <w:left w:type="dxa" w:w="120"/>
+              <w:bottom w:type="dxa" w:w="80"/>
+              <w:right w:type="dxa" w:w="120"/>
+            </w:tcMar>
+          </w:tcPr>
+          <w:p>
+            <w:r>
+              <w:rPr>
+                <w:rFonts w:ascii="Arial" w:cs="Arial" w:eastAsia="Arial" w:hAnsi="Arial"/>
+                <w:b/>
+                <w:bCs/>
+                <w:color w:val="1A1A2E"/>
+                <w:sz w:val="20"/>
+                <w:szCs w:val="20"/>
+              </w:rPr>
+              <w:t>6</w:t>
+            </w:r>
+          </w:p>
+        </w:tc>
+        <w:tc>
+          <w:tcPr>
+            <w:tcW w:type="dxa" w:w="1170"/>
+            <w:tcBorders>
+              <w:top w:val="single" w:color="CCCCCC" w:sz="1"/>
+              <w:left w:val="single" w:color="CCCCCC" w:sz="1"/>
+              <w:bottom w:val="single" w:color="CCCCCC" w:sz="1"/>
+              <w:right w:val="single" w:color="CCCCCC" w:sz="1"/>
+            </w:tcBorders>
+            <w:shd w:fill="FFFFFF" w:val="clear"/>
+            <w:tcMar>
+              <w:top w:type="dxa" w:w="80"/>
+              <w:left w:type="dxa" w:w="120"/>
+              <w:bottom w:type="dxa" w:w="80"/>
+              <w:right w:type="dxa" w:w="120"/>
+            </w:tcMar>
+          </w:tcPr>
+          <w:p>
+            <w:r>
+              <w:rPr>
+                <w:rFonts w:ascii="Arial" w:cs="Arial" w:eastAsia="Arial" w:hAnsi="Arial"/>
+                <w:color w:val="1A1A2E"/>
+                <w:sz w:val="20"/>
+                <w:szCs w:val="20"/>
+              </w:rPr>
+              <w:t>90</w:t>
+            </w:r>
+          </w:p>
+        </w:tc>
+        <w:tc>
+          <w:tcPr>
+            <w:tcW w:type="dxa" w:w="1170"/>
+            <w:tcBorders>
+              <w:top w:val="single" w:color="CCCCCC" w:sz="1"/>
+              <w:left w:val="single" w:color="CCCCCC" w:sz="1"/>
+              <w:bottom w:val="single" w:color="CCCCCC" w:sz="1"/>
+              <w:right w:val="single" w:color="CCCCCC" w:sz="1"/>
+            </w:tcBorders>
+            <w:shd w:fill="EBF3FB" w:val="clear"/>
+            <w:tcMar>
+              <w:top w:type="dxa" w:w="80"/>
+              <w:left w:type="dxa" w:w="120"/>
+              <w:bottom w:type="dxa" w:w="80"/>
+              <w:right w:type="dxa" w:w="120"/>
+            </w:tcMar>
+          </w:tcPr>
+          <w:p>
+            <w:r>
+              <w:rPr>
+                <w:rFonts w:ascii="Arial" w:cs="Arial" w:eastAsia="Arial" w:hAnsi="Arial"/>
+                <w:b/>
+                <w:bCs/>
+                <w:color w:val="1A1A2E"/>
+                <w:sz w:val="20"/>
+                <w:szCs w:val="20"/>
+              </w:rPr>
+              <w:t>11</w:t>
+            </w:r>
+          </w:p>
+        </w:tc>
+        <w:tc>
+          <w:tcPr>
+            <w:tcW w:type="dxa" w:w="1170"/>
+            <w:tcBorders>
+              <w:top w:val="single" w:color="CCCCCC" w:sz="1"/>
+              <w:left w:val="single" w:color="CCCCCC" w:sz="1"/>
+              <w:bottom w:val="single" w:color="CCCCCC" w:sz="1"/>
+              <w:right w:val="single" w:color="CCCCCC" w:sz="1"/>
+            </w:tcBorders>
+            <w:shd w:fill="FFFFFF" w:val="clear"/>
+            <w:tcMar>
+              <w:top w:type="dxa" w:w="80"/>
+              <w:left w:type="dxa" w:w="120"/>
+              <w:bottom w:type="dxa" w:w="80"/>
+              <w:right w:type="dxa" w:w="120"/>
+            </w:tcMar>
+          </w:tcPr>
+          <w:p>
+            <w:r>
+              <w:rPr>
+                <w:rFonts w:ascii="Arial" w:cs="Arial" w:eastAsia="Arial" w:hAnsi="Arial"/>
+                <w:color w:val="1A1A2E"/>
+                <w:sz w:val="20"/>
+                <w:szCs w:val="20"/>
+              </w:rPr>
+              <w:t>87</w:t>
+            </w:r>
+          </w:p>
+        </w:tc>
+        <w:tc>
+          <w:tcPr>
+            <w:tcW w:type="dxa" w:w="1170"/>
+            <w:tcBorders>
+              <w:top w:val="single" w:color="CCCCCC" w:sz="1"/>
+              <w:left w:val="single" w:color="CCCCCC" w:sz="1"/>
+              <w:bottom w:val="single" w:color="CCCCCC" w:sz="1"/>
+              <w:right w:val="single" w:color="CCCCCC" w:sz="1"/>
+            </w:tcBorders>
+            <w:shd w:fill="EBF3FB" w:val="clear"/>
+            <w:tcMar>
+              <w:top w:type="dxa" w:w="80"/>
+              <w:left w:type="dxa" w:w="120"/>
+              <w:bottom w:type="dxa" w:w="80"/>
+              <w:right w:type="dxa" w:w="120"/>
+            </w:tcMar>
+          </w:tcPr>
+          <w:p>
+            <w:r>
+              <w:rPr>
+                <w:rFonts w:ascii="Arial" w:cs="Arial" w:eastAsia="Arial" w:hAnsi="Arial"/>
+                <w:b/>
+                <w:bCs/>
+                <w:color w:val="1A1A2E"/>
+                <w:sz w:val="20"/>
+                <w:szCs w:val="20"/>
+              </w:rPr>
+              <w:t>16</w:t>
+            </w:r>
+          </w:p>
+        </w:tc>
+        <w:tc>
+          <w:tcPr>
+            <w:tcW w:type="dxa" w:w="1170"/>
+            <w:tcBorders>
+              <w:top w:val="single" w:color="CCCCCC" w:sz="1"/>
+              <w:left w:val="single" w:color="CCCCCC" w:sz="1"/>
+              <w:bottom w:val="single" w:color="CCCCCC" w:sz="1"/>
+              <w:right w:val="single" w:color="CCCCCC" w:sz="1"/>
+            </w:tcBorders>
+            <w:shd w:fill="FFFFFF" w:val="clear"/>
+            <w:tcMar>
+              <w:top w:type="dxa" w:w="80"/>
+              <w:left w:type="dxa" w:w="120"/>
+              <w:bottom w:type="dxa" w:w="80"/>
+              <w:right w:type="dxa" w:w="120"/>
+            </w:tcMar>
+          </w:tcPr>
+          <w:p>
+            <w:r>
+              <w:rPr>
+                <w:rFonts w:ascii="Arial" w:cs="Arial" w:eastAsia="Arial" w:hAnsi="Arial"/>
+                <w:color w:val="1A1A2E"/>
+                <w:sz w:val="20"/>
+                <w:szCs w:val="20"/>
+              </w:rPr>
+              <w:t>83</w:t>
+            </w:r>
+          </w:p>
+        </w:tc>
+      </w:tr>
+      <w:tr>
+        <w:tc>
+          <w:tcPr>
+            <w:tcW w:type="dxa" w:w="1170"/>
+            <w:tcBorders>
+              <w:top w:val="single" w:color="CCCCCC" w:sz="1"/>
+              <w:left w:val="single" w:color="CCCCCC" w:sz="1"/>
+              <w:bottom w:val="single" w:color="CCCCCC" w:sz="1"/>
+              <w:right w:val="single" w:color="CCCCCC" w:sz="1"/>
+            </w:tcBorders>
+            <w:shd w:fill="EBF3FB" w:val="clear"/>
+            <w:tcMar>
+              <w:top w:type="dxa" w:w="80"/>
+              <w:left w:type="dxa" w:w="120"/>
+              <w:bottom w:type="dxa" w:w="80"/>
+              <w:right w:type="dxa" w:w="120"/>
+            </w:tcMar>
+          </w:tcPr>
+          <w:p>
+            <w:r>
+              <w:rPr>
+                <w:rFonts w:ascii="Arial" w:cs="Arial" w:eastAsia="Arial" w:hAnsi="Arial"/>
+                <w:b/>
+                <w:bCs/>
+                <w:color w:val="1A1A2E"/>
+                <w:sz w:val="20"/>
+                <w:szCs w:val="20"/>
+              </w:rPr>
+              <w:t>2</w:t>
+            </w:r>
+          </w:p>
+        </w:tc>
+        <w:tc>
+          <w:tcPr>
+            <w:tcW w:type="dxa" w:w="1170"/>
+            <w:tcBorders>
+              <w:top w:val="single" w:color="CCCCCC" w:sz="1"/>
+              <w:left w:val="single" w:color="CCCCCC" w:sz="1"/>
+              <w:bottom w:val="single" w:color="CCCCCC" w:sz="1"/>
+              <w:right w:val="single" w:color="CCCCCC" w:sz="1"/>
+            </w:tcBorders>
+            <w:shd w:fill="FFFFFF" w:val="clear"/>
+            <w:tcMar>
+              <w:top w:type="dxa" w:w="80"/>
+              <w:left w:type="dxa" w:w="120"/>
+              <w:bottom w:type="dxa" w:w="80"/>
+              <w:right w:type="dxa" w:w="120"/>
+            </w:tcMar>
+          </w:tcPr>
+          <w:p>
+            <w:r>
+              <w:rPr>
+                <w:rFonts w:ascii="Arial" w:cs="Arial" w:eastAsia="Arial" w:hAnsi="Arial"/>
+                <w:color w:val="1A1A2E"/>
+                <w:sz w:val="20"/>
+                <w:szCs w:val="20"/>
+              </w:rPr>
+              <w:t>98</w:t>
+            </w:r>
+          </w:p>
+        </w:tc>
+        <w:tc>
+          <w:tcPr>
+            <w:tcW w:type="dxa" w:w="1170"/>
+            <w:tcBorders>
+              <w:top w:val="single" w:color="CCCCCC" w:sz="1"/>
+              <w:left w:val="single" w:color="CCCCCC" w:sz="1"/>
+              <w:bottom w:val="single" w:color="CCCCCC" w:sz="1"/>
+              <w:right w:val="single" w:color="CCCCCC" w:sz="1"/>
+            </w:tcBorders>
+            <w:shd w:fill="EBF3FB" w:val="clear"/>
+            <w:tcMar>
+              <w:top w:type="dxa" w:w="80"/>
+              <w:left w:type="dxa" w:w="120"/>
+              <w:bottom w:type="dxa" w:w="80"/>
+              <w:right w:type="dxa" w:w="120"/>
+            </w:tcMar>
+          </w:tcPr>
+          <w:p>
+            <w:r>
+              <w:rPr>
+                <w:rFonts w:ascii="Arial" w:cs="Arial" w:eastAsia="Arial" w:hAnsi="Arial"/>
+                <w:b/>
+                <w:bCs/>
+                <w:color w:val="1A1A2E"/>
+                <w:sz w:val="20"/>
+                <w:szCs w:val="20"/>
+              </w:rPr>
+              <w:t>7</w:t>
+            </w:r>
+          </w:p>
+        </w:tc>
+        <w:tc>
+          <w:tcPr>
+            <w:tcW w:type="dxa" w:w="1170"/>
+            <w:tcBorders>
+              <w:top w:val="single" w:color="CCCCCC" w:sz="1"/>
+              <w:left w:val="single" w:color="CCCCCC" w:sz="1"/>
+              <w:bottom w:val="single" w:color="CCCCCC" w:sz="1"/>
+              <w:right w:val="single" w:color="CCCCCC" w:sz="1"/>
+            </w:tcBorders>
+            <w:shd w:fill="FFFFFF" w:val="clear"/>
+            <w:tcMar>
+              <w:top w:type="dxa" w:w="80"/>
+              <w:left w:type="dxa" w:w="120"/>
+              <w:bottom w:type="dxa" w:w="80"/>
+              <w:right w:type="dxa" w:w="120"/>
+            </w:tcMar>
+          </w:tcPr>
+          <w:p>
+            <w:r>
+              <w:rPr>
+                <w:rFonts w:ascii="Arial" w:cs="Arial" w:eastAsia="Arial" w:hAnsi="Arial"/>
+                <w:color w:val="1A1A2E"/>
+                <w:sz w:val="20"/>
+                <w:szCs w:val="20"/>
+              </w:rPr>
+              <w:t>90</w:t>
+            </w:r>
+          </w:p>
+        </w:tc>
+        <w:tc>
+          <w:tcPr>
+            <w:tcW w:type="dxa" w:w="1170"/>
+            <w:tcBorders>
+              <w:top w:val="single" w:color="CCCCCC" w:sz="1"/>
+              <w:left w:val="single" w:color="CCCCCC" w:sz="1"/>
+              <w:bottom w:val="single" w:color="CCCCCC" w:sz="1"/>
+              <w:right w:val="single" w:color="CCCCCC" w:sz="1"/>
+            </w:tcBorders>
+            <w:shd w:fill="EBF3FB" w:val="clear"/>
+            <w:tcMar>
+              <w:top w:type="dxa" w:w="80"/>
+              <w:left w:type="dxa" w:w="120"/>
+              <w:bottom w:type="dxa" w:w="80"/>
+              <w:right w:type="dxa" w:w="120"/>
+            </w:tcMar>
+          </w:tcPr>
+          <w:p>
+            <w:r>
+              <w:rPr>
+                <w:rFonts w:ascii="Arial" w:cs="Arial" w:eastAsia="Arial" w:hAnsi="Arial"/>
+                <w:b/>
+                <w:bCs/>
+                <w:color w:val="1A1A2E"/>
+                <w:sz w:val="20"/>
+                <w:szCs w:val="20"/>
+              </w:rPr>
+              <w:t>12</w:t>
+            </w:r>
+          </w:p>
+        </w:tc>
+        <w:tc>
+          <w:tcPr>
+            <w:tcW w:type="dxa" w:w="1170"/>
+            <w:tcBorders>
+              <w:top w:val="single" w:color="CCCCCC" w:sz="1"/>
+              <w:left w:val="single" w:color="CCCCCC" w:sz="1"/>
+              <w:bottom w:val="single" w:color="CCCCCC" w:sz="1"/>
+              <w:right w:val="single" w:color="CCCCCC" w:sz="1"/>
+            </w:tcBorders>
+            <w:shd w:fill="FFFFFF" w:val="clear"/>
+            <w:tcMar>
+              <w:top w:type="dxa" w:w="80"/>
+              <w:left w:type="dxa" w:w="120"/>
+              <w:bottom w:type="dxa" w:w="80"/>
+              <w:right w:type="dxa" w:w="120"/>
+            </w:tcMar>
+          </w:tcPr>
+          <w:p>
+            <w:r>
+              <w:rPr>
+                <w:rFonts w:ascii="Arial" w:cs="Arial" w:eastAsia="Arial" w:hAnsi="Arial"/>
+                <w:color w:val="1A1A2E"/>
+                <w:sz w:val="20"/>
+                <w:szCs w:val="20"/>
+              </w:rPr>
+              <w:t>86</w:t>
+            </w:r>
+          </w:p>
+        </w:tc>
+        <w:tc>
+          <w:tcPr>
+            <w:tcW w:type="dxa" w:w="1170"/>
+            <w:tcBorders>
+              <w:top w:val="single" w:color="CCCCCC" w:sz="1"/>
+              <w:left w:val="single" w:color="CCCCCC" w:sz="1"/>
+              <w:bottom w:val="single" w:color="CCCCCC" w:sz="1"/>
+              <w:right w:val="single" w:color="CCCCCC" w:sz="1"/>
+            </w:tcBorders>
+            <w:shd w:fill="EBF3FB" w:val="clear"/>
+            <w:tcMar>
+              <w:top w:type="dxa" w:w="80"/>
+              <w:left w:type="dxa" w:w="120"/>
+              <w:bottom w:type="dxa" w:w="80"/>
+              <w:right w:type="dxa" w:w="120"/>
+            </w:tcMar>
+          </w:tcPr>
+          <w:p>
+            <w:r>
+              <w:rPr>
+                <w:rFonts w:ascii="Arial" w:cs="Arial" w:eastAsia="Arial" w:hAnsi="Arial"/>
+                <w:b/>
+                <w:bCs/>
+                <w:color w:val="1A1A2E"/>
+                <w:sz w:val="20"/>
+                <w:szCs w:val="20"/>
+              </w:rPr>
+              <w:t>17</w:t>
+            </w:r>
+          </w:p>
+        </w:tc>
+        <w:tc>
+          <w:tcPr>
+            <w:tcW w:type="dxa" w:w="1170"/>
+            <w:tcBorders>
+              <w:top w:val="single" w:color="CCCCCC" w:sz="1"/>
+              <w:left w:val="single" w:color="CCCCCC" w:sz="1"/>
+              <w:bottom w:val="single" w:color="CCCCCC" w:sz="1"/>
+              <w:right w:val="single" w:color="CCCCCC" w:sz="1"/>
+            </w:tcBorders>
+            <w:shd w:fill="FFFFFF" w:val="clear"/>
+            <w:tcMar>
+              <w:top w:type="dxa" w:w="80"/>
+              <w:left w:type="dxa" w:w="120"/>
+              <w:bottom w:type="dxa" w:w="80"/>
+              <w:right w:type="dxa" w:w="120"/>
+            </w:tcMar>
+          </w:tcPr>
+          <w:p>
+            <w:r>
+              <w:rPr>
+                <w:rFonts w:ascii="Arial" w:cs="Arial" w:eastAsia="Arial" w:hAnsi="Arial"/>
+                <w:color w:val="1A1A2E"/>
+                <w:sz w:val="20"/>
+                <w:szCs w:val="20"/>
+              </w:rPr>
+              <w:t>82</w:t>
+            </w:r>
+          </w:p>
+        </w:tc>
+      </w:tr>
+      <w:tr>
+        <w:tc>
+          <w:tcPr>
+            <w:tcW w:type="dxa" w:w="1170"/>
+            <w:tcBorders>
+              <w:top w:val="single" w:color="CCCCCC" w:sz="1"/>
+              <w:left w:val="single" w:color="CCCCCC" w:sz="1"/>
+              <w:bottom w:val="single" w:color="CCCCCC" w:sz="1"/>
+              <w:right w:val="single" w:color="CCCCCC" w:sz="1"/>
+            </w:tcBorders>
+            <w:shd w:fill="EBF3FB" w:val="clear"/>
+            <w:tcMar>
+              <w:top w:type="dxa" w:w="80"/>
+              <w:left w:type="dxa" w:w="120"/>
+              <w:bottom w:type="dxa" w:w="80"/>
+              <w:right w:type="dxa" w:w="120"/>
+            </w:tcMar>
+          </w:tcPr>
+          <w:p>
+            <w:r>
+              <w:rPr>
+                <w:rFonts w:ascii="Arial" w:cs="Arial" w:eastAsia="Arial" w:hAnsi="Arial"/>
+                <w:b/>
+                <w:bCs/>
+                <w:color w:val="1A1A2E"/>
+                <w:sz w:val="20"/>
+                <w:szCs w:val="20"/>
+              </w:rPr>
+              <w:t>3</w:t>
+            </w:r>
+          </w:p>
+        </w:tc>
+        <w:tc>
+          <w:tcPr>
+            <w:tcW w:type="dxa" w:w="1170"/>
+            <w:tcBorders>
+              <w:top w:val="single" w:color="CCCCCC" w:sz="1"/>
+              <w:left w:val="single" w:color="CCCCCC" w:sz="1"/>
+              <w:bottom w:val="single" w:color="CCCCCC" w:sz="1"/>
+              <w:right w:val="single" w:color="CCCCCC" w:sz="1"/>
+            </w:tcBorders>
+            <w:shd w:fill="FFFFFF" w:val="clear"/>
+            <w:tcMar>
+              <w:top w:type="dxa" w:w="80"/>
+              <w:left w:type="dxa" w:w="120"/>
+              <w:bottom w:type="dxa" w:w="80"/>
+              <w:right w:type="dxa" w:w="120"/>
+            </w:tcMar>
+          </w:tcPr>
+          <w:p>
+            <w:r>
+              <w:rPr>
+                <w:rFonts w:ascii="Arial" w:cs="Arial" w:eastAsia="Arial" w:hAnsi="Arial"/>
+                <w:color w:val="1A1A2E"/>
+                <w:sz w:val="20"/>
+                <w:szCs w:val="20"/>
+              </w:rPr>
+              <w:t>95</w:t>
+            </w:r>
+          </w:p>
+        </w:tc>
+        <w:tc>
+          <w:tcPr>
+            <w:tcW w:type="dxa" w:w="1170"/>
+            <w:tcBorders>
+              <w:top w:val="single" w:color="CCCCCC" w:sz="1"/>
+              <w:left w:val="single" w:color="CCCCCC" w:sz="1"/>
+              <w:bottom w:val="single" w:color="CCCCCC" w:sz="1"/>
+              <w:right w:val="single" w:color="CCCCCC" w:sz="1"/>
+            </w:tcBorders>
+            <w:shd w:fill="EBF3FB" w:val="clear"/>
+            <w:tcMar>
+              <w:top w:type="dxa" w:w="80"/>
+              <w:left w:type="dxa" w:w="120"/>
+              <w:bottom w:type="dxa" w:w="80"/>
+              <w:right w:type="dxa" w:w="120"/>
+            </w:tcMar>
+          </w:tcPr>
+          <w:p>
+            <w:r>
+              <w:rPr>
+                <w:rFonts w:ascii="Arial" w:cs="Arial" w:eastAsia="Arial" w:hAnsi="Arial"/>
+                <w:b/>
+                <w:bCs/>
+                <w:color w:val="1A1A2E"/>
+                <w:sz w:val="20"/>
+                <w:szCs w:val="20"/>
+              </w:rPr>
+              <w:t>8</w:t>
+            </w:r>
+          </w:p>
+        </w:tc>
+        <w:tc>
+          <w:tcPr>
+            <w:tcW w:type="dxa" w:w="1170"/>
+            <w:tcBorders>
+              <w:top w:val="single" w:color="CCCCCC" w:sz="1"/>
+              <w:left w:val="single" w:color="CCCCCC" w:sz="1"/>
+              <w:bottom w:val="single" w:color="CCCCCC" w:sz="1"/>
+              <w:right w:val="single" w:color="CCCCCC" w:sz="1"/>
+            </w:tcBorders>
+            <w:shd w:fill="FFFFFF" w:val="clear"/>
+            <w:tcMar>
+              <w:top w:type="dxa" w:w="80"/>
+              <w:left w:type="dxa" w:w="120"/>
+              <w:bottom w:type="dxa" w:w="80"/>
+              <w:right w:type="dxa" w:w="120"/>
+            </w:tcMar>
+          </w:tcPr>
+          <w:p>
+            <w:r>
+              <w:rPr>
+                <w:rFonts w:ascii="Arial" w:cs="Arial" w:eastAsia="Arial" w:hAnsi="Arial"/>
+                <w:color w:val="1A1A2E"/>
+                <w:sz w:val="20"/>
+                <w:szCs w:val="20"/>
+              </w:rPr>
+              <w:t>89</w:t>
+            </w:r>
+          </w:p>
+        </w:tc>
+        <w:tc>
+          <w:tcPr>
+            <w:tcW w:type="dxa" w:w="1170"/>
+            <w:tcBorders>
+              <w:top w:val="single" w:color="CCCCCC" w:sz="1"/>
+              <w:left w:val="single" w:color="CCCCCC" w:sz="1"/>
+              <w:bottom w:val="single" w:color="CCCCCC" w:sz="1"/>
+              <w:right w:val="single" w:color="CCCCCC" w:sz="1"/>
+            </w:tcBorders>
+            <w:shd w:fill="EBF3FB" w:val="clear"/>
+            <w:tcMar>
+              <w:top w:type="dxa" w:w="80"/>
+              <w:left w:type="dxa" w:w="120"/>
+              <w:bottom w:type="dxa" w:w="80"/>
+              <w:right w:type="dxa" w:w="120"/>
+            </w:tcMar>
+          </w:tcPr>
+          <w:p>
+            <w:r>
+              <w:rPr>
+                <w:rFonts w:ascii="Arial" w:cs="Arial" w:eastAsia="Arial" w:hAnsi="Arial"/>
+                <w:b/>
+                <w:bCs/>
+                <w:color w:val="1A1A2E"/>
+                <w:sz w:val="20"/>
+                <w:szCs w:val="20"/>
+              </w:rPr>
+              <w:t>13</w:t>
+            </w:r>
+          </w:p>
+        </w:tc>
+        <w:tc>
+          <w:tcPr>
+            <w:tcW w:type="dxa" w:w="1170"/>
+            <w:tcBorders>
+              <w:top w:val="single" w:color="CCCCCC" w:sz="1"/>
+              <w:left w:val="single" w:color="CCCCCC" w:sz="1"/>
+              <w:bottom w:val="single" w:color="CCCCCC" w:sz="1"/>
+              <w:right w:val="single" w:color="CCCCCC" w:sz="1"/>
+            </w:tcBorders>
+            <w:shd w:fill="FFFFFF" w:val="clear"/>
+            <w:tcMar>
+              <w:top w:type="dxa" w:w="80"/>
+              <w:left w:type="dxa" w:w="120"/>
+              <w:bottom w:type="dxa" w:w="80"/>
+              <w:right w:type="dxa" w:w="120"/>
+            </w:tcMar>
+          </w:tcPr>
+          <w:p>
+            <w:r>
+              <w:rPr>
+                <w:rFonts w:ascii="Arial" w:cs="Arial" w:eastAsia="Arial" w:hAnsi="Arial"/>
+                <w:color w:val="1A1A2E"/>
+                <w:sz w:val="20"/>
+                <w:szCs w:val="20"/>
+              </w:rPr>
+              <w:t>85</w:t>
+            </w:r>
+          </w:p>
+        </w:tc>
+        <w:tc>
+          <w:tcPr>
+            <w:tcW w:type="dxa" w:w="1170"/>
+            <w:tcBorders>
+              <w:top w:val="single" w:color="CCCCCC" w:sz="1"/>
+              <w:left w:val="single" w:color="CCCCCC" w:sz="1"/>
+              <w:bottom w:val="single" w:color="CCCCCC" w:sz="1"/>
+              <w:right w:val="single" w:color="CCCCCC" w:sz="1"/>
+            </w:tcBorders>
+            <w:shd w:fill="EBF3FB" w:val="clear"/>
+            <w:tcMar>
+              <w:top w:type="dxa" w:w="80"/>
+              <w:left w:type="dxa" w:w="120"/>
+              <w:bottom w:type="dxa" w:w="80"/>
+              <w:right w:type="dxa" w:w="120"/>
+            </w:tcMar>
+          </w:tcPr>
+          <w:p>
+            <w:r>
+              <w:rPr>
+                <w:rFonts w:ascii="Arial" w:cs="Arial" w:eastAsia="Arial" w:hAnsi="Arial"/>
+                <w:b/>
+                <w:bCs/>
+                <w:color w:val="1A1A2E"/>
+                <w:sz w:val="20"/>
+                <w:szCs w:val="20"/>
+              </w:rPr>
+              <w:t>18</w:t>
+            </w:r>
+          </w:p>
+        </w:tc>
+        <w:tc>
+          <w:tcPr>
+            <w:tcW w:type="dxa" w:w="1170"/>
+            <w:tcBorders>
+              <w:top w:val="single" w:color="CCCCCC" w:sz="1"/>
+              <w:left w:val="single" w:color="CCCCCC" w:sz="1"/>
+              <w:bottom w:val="single" w:color="CCCCCC" w:sz="1"/>
+              <w:right w:val="single" w:color="CCCCCC" w:sz="1"/>
+            </w:tcBorders>
+            <w:shd w:fill="FFFFFF" w:val="clear"/>
+            <w:tcMar>
+              <w:top w:type="dxa" w:w="80"/>
+              <w:left w:type="dxa" w:w="120"/>
+              <w:bottom w:type="dxa" w:w="80"/>
+              <w:right w:type="dxa" w:w="120"/>
+            </w:tcMar>
+          </w:tcPr>
+          <w:p>
+            <w:r>
+              <w:rPr>
+                <w:rFonts w:ascii="Arial" w:cs="Arial" w:eastAsia="Arial" w:hAnsi="Arial"/>
+                <w:color w:val="1A1A2E"/>
+                <w:sz w:val="20"/>
+                <w:szCs w:val="20"/>
+              </w:rPr>
+              <w:t>81</w:t>
+            </w:r>
+          </w:p>
+        </w:tc>
+      </w:tr>
+      <w:tr>
+        <w:tc>
+          <w:tcPr>
+            <w:tcW w:type="dxa" w:w="1170"/>
+            <w:tcBorders>
+              <w:top w:val="single" w:color="CCCCCC" w:sz="1"/>
+              <w:left w:val="single" w:color="CCCCCC" w:sz="1"/>
+              <w:bottom w:val="single" w:color="CCCCCC" w:sz="1"/>
+              <w:right w:val="single" w:color="CCCCCC" w:sz="1"/>
+            </w:tcBorders>
+            <w:shd w:fill="EBF3FB" w:val="clear"/>
+            <w:tcMar>
+              <w:top w:type="dxa" w:w="80"/>
+              <w:left w:type="dxa" w:w="120"/>
+              <w:bottom w:type="dxa" w:w="80"/>
+              <w:right w:type="dxa" w:w="120"/>
+            </w:tcMar>
+          </w:tcPr>
+          <w:p>
+            <w:r>
+              <w:rPr>
+                <w:rFonts w:ascii="Arial" w:cs="Arial" w:eastAsia="Arial" w:hAnsi="Arial"/>
+                <w:b/>
+                <w:bCs/>
+                <w:color w:val="1A1A2E"/>
+                <w:sz w:val="20"/>
+                <w:szCs w:val="20"/>
+              </w:rPr>
+              <w:t>4</w:t>
+            </w:r>
+          </w:p>
+        </w:tc>
+        <w:tc>
+          <w:tcPr>
+            <w:tcW w:type="dxa" w:w="1170"/>
+            <w:tcBorders>
+              <w:top w:val="single" w:color="CCCCCC" w:sz="1"/>
+              <w:left w:val="single" w:color="CCCCCC" w:sz="1"/>
+              <w:bottom w:val="single" w:color="CCCCCC" w:sz="1"/>
+              <w:right w:val="single" w:color="CCCCCC" w:sz="1"/>
+            </w:tcBorders>
+            <w:shd w:fill="FFFFFF" w:val="clear"/>
+            <w:tcMar>
+              <w:top w:type="dxa" w:w="80"/>
+              <w:left w:type="dxa" w:w="120"/>
+              <w:bottom w:type="dxa" w:w="80"/>
+              <w:right w:type="dxa" w:w="120"/>
+            </w:tcMar>
+          </w:tcPr>
+          <w:p>
+            <w:r>
+              <w:rPr>
+                <w:rFonts w:ascii="Arial" w:cs="Arial" w:eastAsia="Arial" w:hAnsi="Arial"/>
+                <w:color w:val="1A1A2E"/>
+                <w:sz w:val="20"/>
+                <w:szCs w:val="20"/>
+              </w:rPr>
+              <w:t>93</w:t>
+            </w:r>
+          </w:p>
+        </w:tc>
+        <w:tc>
+          <w:tcPr>
+            <w:tcW w:type="dxa" w:w="1170"/>
+            <w:tcBorders>
+              <w:top w:val="single" w:color="CCCCCC" w:sz="1"/>
+              <w:left w:val="single" w:color="CCCCCC" w:sz="1"/>
+              <w:bottom w:val="single" w:color="CCCCCC" w:sz="1"/>
+              <w:right w:val="single" w:color="CCCCCC" w:sz="1"/>
+            </w:tcBorders>
+            <w:shd w:fill="EBF3FB" w:val="clear"/>
+            <w:tcMar>
+              <w:top w:type="dxa" w:w="80"/>
+              <w:left w:type="dxa" w:w="120"/>
+              <w:bottom w:type="dxa" w:w="80"/>
+              <w:right w:type="dxa" w:w="120"/>
+            </w:tcMar>
+          </w:tcPr>
+          <w:p>
+            <w:r>
+              <w:rPr>
+                <w:rFonts w:ascii="Arial" w:cs="Arial" w:eastAsia="Arial" w:hAnsi="Arial"/>
+                <w:b/>
+                <w:bCs/>
+                <w:color w:val="1A1A2E"/>
+                <w:sz w:val="20"/>
+                <w:szCs w:val="20"/>
+              </w:rPr>
+              <w:t>9</w:t>
+            </w:r>
+          </w:p>
+        </w:tc>
+        <w:tc>
+          <w:tcPr>
+            <w:tcW w:type="dxa" w:w="1170"/>
+            <w:tcBorders>
+              <w:top w:val="single" w:color="CCCCCC" w:sz="1"/>
+              <w:left w:val="single" w:color="CCCCCC" w:sz="1"/>
+              <w:bottom w:val="single" w:color="CCCCCC" w:sz="1"/>
+              <w:right w:val="single" w:color="CCCCCC" w:sz="1"/>
+            </w:tcBorders>
+            <w:shd w:fill="FFFFFF" w:val="clear"/>
+            <w:tcMar>
+              <w:top w:type="dxa" w:w="80"/>
+              <w:left w:type="dxa" w:w="120"/>
+              <w:bottom w:type="dxa" w:w="80"/>
+              <w:right w:type="dxa" w:w="120"/>
+            </w:tcMar>
+          </w:tcPr>
+          <w:p>
+            <w:r>
+              <w:rPr>
+                <w:rFonts w:ascii="Arial" w:cs="Arial" w:eastAsia="Arial" w:hAnsi="Arial"/>
+                <w:color w:val="1A1A2E"/>
+                <w:sz w:val="20"/>
+                <w:szCs w:val="20"/>
+              </w:rPr>
+              <w:t>88</w:t>
+            </w:r>
+          </w:p>
+        </w:tc>
+        <w:tc>
+          <w:tcPr>
+            <w:tcW w:type="dxa" w:w="1170"/>
+            <w:tcBorders>
+              <w:top w:val="single" w:color="CCCCCC" w:sz="1"/>
+              <w:left w:val="single" w:color="CCCCCC" w:sz="1"/>
+              <w:bottom w:val="single" w:color="CCCCCC" w:sz="1"/>
+              <w:right w:val="single" w:color="CCCCCC" w:sz="1"/>
+            </w:tcBorders>
+            <w:shd w:fill="EBF3FB" w:val="clear"/>
+            <w:tcMar>
+              <w:top w:type="dxa" w:w="80"/>
+              <w:left w:type="dxa" w:w="120"/>
+              <w:bottom w:type="dxa" w:w="80"/>
+              <w:right w:type="dxa" w:w="120"/>
+            </w:tcMar>
+          </w:tcPr>
+          <w:p>
+            <w:r>
+              <w:rPr>
+                <w:rFonts w:ascii="Arial" w:cs="Arial" w:eastAsia="Arial" w:hAnsi="Arial"/>
+                <w:b/>
+                <w:bCs/>
+                <w:color w:val="1A1A2E"/>
+                <w:sz w:val="20"/>
+                <w:szCs w:val="20"/>
+              </w:rPr>
+              <w:t>14</w:t>
+            </w:r>
+          </w:p>
+        </w:tc>
+        <w:tc>
+          <w:tcPr>
+            <w:tcW w:type="dxa" w:w="1170"/>
+            <w:tcBorders>
+              <w:top w:val="single" w:color="CCCCCC" w:sz="1"/>
+              <w:left w:val="single" w:color="CCCCCC" w:sz="1"/>
+              <w:bottom w:val="single" w:color="CCCCCC" w:sz="1"/>
+              <w:right w:val="single" w:color="CCCCCC" w:sz="1"/>
+            </w:tcBorders>
+            <w:shd w:fill="FFFFFF" w:val="clear"/>
+            <w:tcMar>
+              <w:top w:type="dxa" w:w="80"/>
+              <w:left w:type="dxa" w:w="120"/>
+              <w:bottom w:type="dxa" w:w="80"/>
+              <w:right w:type="dxa" w:w="120"/>
+            </w:tcMar>
+          </w:tcPr>
+          <w:p>
+            <w:r>
+              <w:rPr>
+                <w:rFonts w:ascii="Arial" w:cs="Arial" w:eastAsia="Arial" w:hAnsi="Arial"/>
+                <w:color w:val="1A1A2E"/>
+                <w:sz w:val="20"/>
+                <w:szCs w:val="20"/>
+              </w:rPr>
+              <w:t>84</w:t>
+            </w:r>
+          </w:p>
+        </w:tc>
+        <w:tc>
+          <w:tcPr>
+            <w:tcW w:type="dxa" w:w="1170"/>
+            <w:tcBorders>
+              <w:top w:val="single" w:color="CCCCCC" w:sz="1"/>
+              <w:left w:val="single" w:color="CCCCCC" w:sz="1"/>
+              <w:bottom w:val="single" w:color="CCCCCC" w:sz="1"/>
+              <w:right w:val="single" w:color="CCCCCC" w:sz="1"/>
+            </w:tcBorders>
+            <w:shd w:fill="EBF3FB" w:val="clear"/>
+            <w:tcMar>
+              <w:top w:type="dxa" w:w="80"/>
+              <w:left w:type="dxa" w:w="120"/>
+              <w:bottom w:type="dxa" w:w="80"/>
+              <w:right w:type="dxa" w:w="120"/>
+            </w:tcMar>
+          </w:tcPr>
+          <w:p>
+            <w:r>
+              <w:rPr>
+                <w:rFonts w:ascii="Arial" w:cs="Arial" w:eastAsia="Arial" w:hAnsi="Arial"/>
+                <w:b/>
+                <w:bCs/>
+                <w:color w:val="1A1A2E"/>
+                <w:sz w:val="20"/>
+                <w:szCs w:val="20"/>
+              </w:rPr>
+              <w:t>19</w:t>
+            </w:r>
+          </w:p>
+        </w:tc>
+        <w:tc>
+          <w:tcPr>
+            <w:tcW w:type="dxa" w:w="1170"/>
+            <w:tcBorders>
+              <w:top w:val="single" w:color="CCCCCC" w:sz="1"/>
+              <w:left w:val="single" w:color="CCCCCC" w:sz="1"/>
+              <w:bottom w:val="single" w:color="CCCCCC" w:sz="1"/>
+              <w:right w:val="single" w:color="CCCCCC" w:sz="1"/>
+            </w:tcBorders>
+            <w:shd w:fill="FFFFFF" w:val="clear"/>
+            <w:tcMar>
+              <w:top w:type="dxa" w:w="80"/>
+              <w:left w:type="dxa" w:w="120"/>
+              <w:bottom w:type="dxa" w:w="80"/>
+              <w:right w:type="dxa" w:w="120"/>
+            </w:tcMar>
+          </w:tcPr>
+          <w:p>
+            <w:r>
+              <w:rPr>
+                <w:rFonts w:ascii="Arial" w:cs="Arial" w:eastAsia="Arial" w:hAnsi="Arial"/>
+                <w:color w:val="1A1A2E"/>
+                <w:sz w:val="20"/>
+                <w:szCs w:val="20"/>
+              </w:rPr>
+              <w:t>80</w:t>
+            </w:r>
+          </w:p>
+        </w:tc>
+      </w:tr>
+      <w:tr>
+        <w:tc>
+          <w:tcPr>
+            <w:tcW w:type="dxa" w:w="1170"/>
+            <w:tcBorders>
+              <w:top w:val="single" w:color="CCCCCC" w:sz="1"/>
+              <w:left w:val="single" w:color="CCCCCC" w:sz="1"/>
+              <w:bottom w:val="single" w:color="CCCCCC" w:sz="1"/>
+              <w:right w:val="single" w:color="CCCCCC" w:sz="1"/>
+            </w:tcBorders>
+            <w:shd w:fill="EBF3FB" w:val="clear"/>
+            <w:tcMar>
+              <w:top w:type="dxa" w:w="80"/>
+              <w:left w:type="dxa" w:w="120"/>
+              <w:bottom w:type="dxa" w:w="80"/>
+              <w:right w:type="dxa" w:w="120"/>
+            </w:tcMar>
+          </w:tcPr>
+          <w:p>
+            <w:r>
+              <w:rPr>
+                <w:rFonts w:ascii="Arial" w:cs="Arial" w:eastAsia="Arial" w:hAnsi="Arial"/>
+                <w:b/>
+                <w:bCs/>
+                <w:color w:val="1A1A2E"/>
+                <w:sz w:val="20"/>
+                <w:szCs w:val="20"/>
+              </w:rPr>
+              <w:t>5</w:t>
+            </w:r>
+          </w:p>
+        </w:tc>
+        <w:tc>
+          <w:tcPr>
+            <w:tcW w:type="dxa" w:w="1170"/>
+            <w:tcBorders>
+              <w:top w:val="single" w:color="CCCCCC" w:sz="1"/>
+              <w:left w:val="single" w:color="CCCCCC" w:sz="1"/>
+              <w:bottom w:val="single" w:color="CCCCCC" w:sz="1"/>
+              <w:right w:val="single" w:color="CCCCCC" w:sz="1"/>
+            </w:tcBorders>
+            <w:shd w:fill="FFFFFF" w:val="clear"/>
+            <w:tcMar>
+              <w:top w:type="dxa" w:w="80"/>
+              <w:left w:type="dxa" w:w="120"/>
+              <w:bottom w:type="dxa" w:w="80"/>
+              <w:right w:type="dxa" w:w="120"/>
+            </w:tcMar>
+          </w:tcPr>
+          <w:p>
+            <w:r>
+              <w:rPr>
+                <w:rFonts w:ascii="Arial" w:cs="Arial" w:eastAsia="Arial" w:hAnsi="Arial"/>
+                <w:color w:val="1A1A2E"/>
+                <w:sz w:val="20"/>
+                <w:szCs w:val="20"/>
+              </w:rPr>
+              <w:t>91</w:t>
+            </w:r>
+          </w:p>
+        </w:tc>
+        <w:tc>
+          <w:tcPr>
+            <w:tcW w:type="dxa" w:w="1170"/>
+            <w:tcBorders>
+              <w:top w:val="single" w:color="CCCCCC" w:sz="1"/>
+              <w:left w:val="single" w:color="CCCCCC" w:sz="1"/>
+              <w:bottom w:val="single" w:color="CCCCCC" w:sz="1"/>
+              <w:right w:val="single" w:color="CCCCCC" w:sz="1"/>
+            </w:tcBorders>
+            <w:shd w:fill="EBF3FB" w:val="clear"/>
+            <w:tcMar>
+              <w:top w:type="dxa" w:w="80"/>
+              <w:left w:type="dxa" w:w="120"/>
+              <w:bottom w:type="dxa" w:w="80"/>
+              <w:right w:type="dxa" w:w="120"/>
+            </w:tcMar>
+          </w:tcPr>
+          <w:p>
+            <w:r>
+              <w:rPr>
+                <w:rFonts w:ascii="Arial" w:cs="Arial" w:eastAsia="Arial" w:hAnsi="Arial"/>
+                <w:b/>
+                <w:bCs/>
+                <w:color w:val="1A1A2E"/>
+                <w:sz w:val="20"/>
+                <w:szCs w:val="20"/>
+              </w:rPr>
+              <w:t>10</w:t>
+            </w:r>
+          </w:p>
+        </w:tc>
+        <w:tc>
+          <w:tcPr>
+            <w:tcW w:type="dxa" w:w="1170"/>
+            <w:tcBorders>
+              <w:top w:val="single" w:color="CCCCCC" w:sz="1"/>
+              <w:left w:val="single" w:color="CCCCCC" w:sz="1"/>
+              <w:bottom w:val="single" w:color="CCCCCC" w:sz="1"/>
+              <w:right w:val="single" w:color="CCCCCC" w:sz="1"/>
+            </w:tcBorders>
+            <w:shd w:fill="FFFFFF" w:val="clear"/>
+            <w:tcMar>
+              <w:top w:type="dxa" w:w="80"/>
+              <w:left w:type="dxa" w:w="120"/>
+              <w:bottom w:type="dxa" w:w="80"/>
+              <w:right w:type="dxa" w:w="120"/>
+            </w:tcMar>
+          </w:tcPr>
+          <w:p>
+            <w:r>
+              <w:rPr>
+                <w:rFonts w:ascii="Arial" w:cs="Arial" w:eastAsia="Arial" w:hAnsi="Arial"/>
+                <w:color w:val="1A1A2E"/>
+                <w:sz w:val="20"/>
+                <w:szCs w:val="20"/>
+              </w:rPr>
+              <w:t>88</w:t>
+            </w:r>
+          </w:p>
+        </w:tc>
+        <w:tc>
+          <w:tcPr>
+            <w:tcW w:type="dxa" w:w="1170"/>
+            <w:tcBorders>
+              <w:top w:val="single" w:color="CCCCCC" w:sz="1"/>
+              <w:left w:val="single" w:color="CCCCCC" w:sz="1"/>
+              <w:bottom w:val="single" w:color="CCCCCC" w:sz="1"/>
+              <w:right w:val="single" w:color="CCCCCC" w:sz="1"/>
+            </w:tcBorders>
+            <w:shd w:fill="EBF3FB" w:val="clear"/>
+            <w:tcMar>
+              <w:top w:type="dxa" w:w="80"/>
+              <w:left w:type="dxa" w:w="120"/>
+              <w:bottom w:type="dxa" w:w="80"/>
+              <w:right w:type="dxa" w:w="120"/>
+            </w:tcMar>
+          </w:tcPr>
+          <w:p>
+            <w:r>
+              <w:rPr>
+                <w:rFonts w:ascii="Arial" w:cs="Arial" w:eastAsia="Arial" w:hAnsi="Arial"/>
+                <w:b/>
+                <w:bCs/>
+                <w:color w:val="1A1A2E"/>
+                <w:sz w:val="20"/>
+                <w:szCs w:val="20"/>
+              </w:rPr>
+              <w:t>15</w:t>
+            </w:r>
+          </w:p>
+        </w:tc>
+        <w:tc>
+          <w:tcPr>
+            <w:tcW w:type="dxa" w:w="1170"/>
+            <w:tcBorders>
+              <w:top w:val="single" w:color="CCCCCC" w:sz="1"/>
+              <w:left w:val="single" w:color="CCCCCC" w:sz="1"/>
+              <w:bottom w:val="single" w:color="CCCCCC" w:sz="1"/>
+              <w:right w:val="single" w:color="CCCCCC" w:sz="1"/>
+            </w:tcBorders>
+            <w:shd w:fill="FFFFFF" w:val="clear"/>
+            <w:tcMar>
+              <w:top w:type="dxa" w:w="80"/>
+              <w:left w:type="dxa" w:w="120"/>
+              <w:bottom w:type="dxa" w:w="80"/>
+              <w:right w:type="dxa" w:w="120"/>
+            </w:tcMar>
+          </w:tcPr>
+          <w:p>
+            <w:r>
+              <w:rPr>
+                <w:rFonts w:ascii="Arial" w:cs="Arial" w:eastAsia="Arial" w:hAnsi="Arial"/>
+                <w:color w:val="1A1A2E"/>
+                <w:sz w:val="20"/>
+                <w:szCs w:val="20"/>
+              </w:rPr>
+              <w:t>84</w:t>
+            </w:r>
+          </w:p>
+        </w:tc>
+        <w:tc>
+          <w:tcPr>
+            <w:tcW w:type="dxa" w:w="1170"/>
+            <w:tcBorders>
+              <w:top w:val="single" w:color="CCCCCC" w:sz="1"/>
+              <w:left w:val="single" w:color="CCCCCC" w:sz="1"/>
+              <w:bottom w:val="single" w:color="CCCCCC" w:sz="1"/>
+              <w:right w:val="single" w:color="CCCCCC" w:sz="1"/>
+            </w:tcBorders>
+            <w:shd w:fill="EBF3FB" w:val="clear"/>
+            <w:tcMar>
+              <w:top w:type="dxa" w:w="80"/>
+              <w:left w:type="dxa" w:w="120"/>
+              <w:bottom w:type="dxa" w:w="80"/>
+              <w:right w:type="dxa" w:w="120"/>
+            </w:tcMar>
+          </w:tcPr>
+          <w:p>
+            <w:r>
+              <w:rPr>
+                <w:rFonts w:ascii="Arial" w:cs="Arial" w:eastAsia="Arial" w:hAnsi="Arial"/>
+                <w:b/>
+                <w:bCs/>
+                <w:color w:val="1A1A2E"/>
+                <w:sz w:val="20"/>
+                <w:szCs w:val="20"/>
+              </w:rPr>
+              <w:t>20</w:t>
+            </w:r>
+          </w:p>
+        </w:tc>
+        <w:tc>
+          <w:tcPr>
+            <w:tcW w:type="dxa" w:w="1170"/>
+            <w:tcBorders>
+              <w:top w:val="single" w:color="CCCCCC" w:sz="1"/>
+              <w:left w:val="single" w:color="CCCCCC" w:sz="1"/>
+              <w:bottom w:val="single" w:color="CCCCCC" w:sz="1"/>
+              <w:right w:val="single" w:color="CCCCCC" w:sz="1"/>
+            </w:tcBorders>
+            <w:shd w:fill="FFFFFF" w:val="clear"/>
+            <w:tcMar>
+              <w:top w:type="dxa" w:w="80"/>
+              <w:left w:type="dxa" w:w="120"/>
+              <w:bottom w:type="dxa" w:w="80"/>
+              <w:right w:type="dxa" w:w="120"/>
+            </w:tcMar>
+          </w:tcPr>
+          <w:p>
+            <w:r>
+              <w:rPr>
+                <w:rFonts w:ascii="Arial" w:cs="Arial" w:eastAsia="Arial" w:hAnsi="Arial"/>
+                <w:color w:val="1A1A2E"/>
+                <w:sz w:val="20"/>
+                <w:szCs w:val="20"/>
+              </w:rPr>
+              <w:t>78</w:t>
             </w:r>
           </w:p>
         </w:tc>
